--- a/Документация/Game_Requirements_Document.docx
+++ b/Документация/Game_Requirements_Document.docx
@@ -4,578 +4,647 @@
   <w:body>
     <w:p>
       <w:pPr>
+        <w:pStyle w:val="Standard"/>
         <w:spacing w:after="0" w:line="240" w:lineRule="auto"/>
-        <w:ind w:firstLine="709"/>
-        <w:jc w:val="both"/>
-        <w:rPr>
-          <w:rFonts w:ascii="Times New Roman" w:hAnsi="Times New Roman" w:cs="Times New Roman"/>
-          <w:sz w:val="28"/>
-          <w:szCs w:val="28"/>
-        </w:rPr>
-      </w:pPr>
+        <w:jc w:val="center"/>
+        <w:rPr>
+          <w:lang w:val="ru-RU"/>
+        </w:rPr>
+      </w:pPr>
+      <w:bookmarkStart w:id="0" w:name="_Hlk214443162"/>
+      <w:r>
+        <w:rPr>
+          <w:lang w:val="ru-RU"/>
+        </w:rPr>
+        <w:t>Министерство образования Республики Беларусь</w:t>
+      </w:r>
     </w:p>
     <w:p>
       <w:pPr>
+        <w:pStyle w:val="Standard"/>
         <w:spacing w:after="0" w:line="240" w:lineRule="auto"/>
-        <w:ind w:firstLine="709"/>
-        <w:jc w:val="both"/>
-        <w:rPr>
-          <w:rFonts w:ascii="Times New Roman" w:hAnsi="Times New Roman" w:cs="Times New Roman"/>
-          <w:sz w:val="28"/>
-          <w:szCs w:val="28"/>
-        </w:rPr>
-      </w:pPr>
+        <w:ind w:right="0"/>
+        <w:jc w:val="center"/>
+        <w:rPr>
+          <w:lang w:val="ru-RU"/>
+        </w:rPr>
+      </w:pPr>
+      <w:r>
+        <w:rPr>
+          <w:lang w:val="ru-RU"/>
+        </w:rPr>
+        <w:t>Учреждение образования «Белорусский государственный университет информатики и радиоэлектроники»</w:t>
+      </w:r>
     </w:p>
     <w:p>
       <w:pPr>
-        <w:spacing w:after="0" w:line="240" w:lineRule="auto"/>
-        <w:ind w:firstLine="709"/>
-        <w:jc w:val="both"/>
-        <w:rPr>
-          <w:rFonts w:ascii="Times New Roman" w:hAnsi="Times New Roman" w:cs="Times New Roman"/>
-          <w:sz w:val="28"/>
-          <w:szCs w:val="28"/>
-        </w:rPr>
-      </w:pPr>
+        <w:pStyle w:val="Standard"/>
+        <w:spacing w:after="0" w:line="259" w:lineRule="auto"/>
+        <w:ind w:left="540" w:right="0" w:firstLine="0"/>
+        <w:jc w:val="left"/>
+        <w:rPr>
+          <w:lang w:val="ru-RU"/>
+        </w:rPr>
+      </w:pPr>
+      <w:r>
+        <w:rPr>
+          <w:lang w:val="ru-RU"/>
+        </w:rPr>
+        <w:t xml:space="preserve"> </w:t>
+      </w:r>
     </w:p>
     <w:p>
       <w:pPr>
-        <w:spacing w:after="0" w:line="240" w:lineRule="auto"/>
-        <w:ind w:firstLine="709"/>
-        <w:jc w:val="both"/>
-        <w:rPr>
-          <w:rFonts w:ascii="Times New Roman" w:hAnsi="Times New Roman" w:cs="Times New Roman"/>
-          <w:sz w:val="28"/>
-          <w:szCs w:val="28"/>
-        </w:rPr>
-      </w:pPr>
+        <w:pStyle w:val="Standard"/>
+        <w:spacing w:after="0" w:line="259" w:lineRule="auto"/>
+        <w:ind w:left="540" w:right="0" w:firstLine="0"/>
+        <w:jc w:val="left"/>
+        <w:rPr>
+          <w:lang w:val="ru-RU"/>
+        </w:rPr>
+      </w:pPr>
+      <w:r>
+        <w:rPr>
+          <w:lang w:val="ru-RU"/>
+        </w:rPr>
+        <w:t xml:space="preserve"> </w:t>
+      </w:r>
     </w:p>
     <w:p>
       <w:pPr>
-        <w:spacing w:after="0" w:line="240" w:lineRule="auto"/>
-        <w:ind w:firstLine="709"/>
-        <w:jc w:val="both"/>
-        <w:rPr>
-          <w:rFonts w:ascii="Times New Roman" w:hAnsi="Times New Roman" w:cs="Times New Roman"/>
-          <w:sz w:val="28"/>
-          <w:szCs w:val="28"/>
-        </w:rPr>
-      </w:pPr>
+        <w:pStyle w:val="Standard"/>
+        <w:spacing w:after="0" w:line="259" w:lineRule="auto"/>
+        <w:ind w:left="540" w:right="0" w:firstLine="0"/>
+        <w:jc w:val="left"/>
+        <w:rPr>
+          <w:lang w:val="ru-RU"/>
+        </w:rPr>
+      </w:pPr>
+      <w:r>
+        <w:rPr>
+          <w:lang w:val="ru-RU"/>
+        </w:rPr>
+        <w:t xml:space="preserve"> </w:t>
+      </w:r>
     </w:p>
     <w:p>
       <w:pPr>
-        <w:spacing w:after="0" w:line="240" w:lineRule="auto"/>
-        <w:ind w:firstLine="709"/>
-        <w:jc w:val="both"/>
-        <w:rPr>
-          <w:rFonts w:ascii="Times New Roman" w:hAnsi="Times New Roman" w:cs="Times New Roman"/>
-          <w:sz w:val="28"/>
-          <w:szCs w:val="28"/>
-        </w:rPr>
-      </w:pPr>
+        <w:pStyle w:val="Standard"/>
+        <w:spacing w:after="0"/>
+        <w:ind w:left="19" w:right="54"/>
+        <w:rPr>
+          <w:lang w:val="ru-RU"/>
+        </w:rPr>
+      </w:pPr>
+      <w:r>
+        <w:rPr>
+          <w:lang w:val="ru-RU"/>
+        </w:rPr>
+        <w:t>Военный факультет</w:t>
+      </w:r>
     </w:p>
     <w:p>
       <w:pPr>
-        <w:spacing w:after="0" w:line="240" w:lineRule="auto"/>
-        <w:ind w:firstLine="709"/>
-        <w:jc w:val="both"/>
-        <w:rPr>
-          <w:rFonts w:ascii="Times New Roman" w:hAnsi="Times New Roman" w:cs="Times New Roman"/>
-          <w:sz w:val="28"/>
-          <w:szCs w:val="28"/>
-        </w:rPr>
-      </w:pPr>
+        <w:pStyle w:val="Standard"/>
+        <w:spacing w:after="0" w:line="259" w:lineRule="auto"/>
+        <w:ind w:left="0" w:right="0" w:firstLine="0"/>
+        <w:jc w:val="left"/>
+        <w:rPr>
+          <w:lang w:val="ru-RU"/>
+        </w:rPr>
+      </w:pPr>
+      <w:r>
+        <w:rPr>
+          <w:lang w:val="ru-RU"/>
+        </w:rPr>
+        <w:t xml:space="preserve"> </w:t>
+      </w:r>
     </w:p>
     <w:p>
       <w:pPr>
-        <w:spacing w:after="0" w:line="240" w:lineRule="auto"/>
-        <w:ind w:firstLine="709"/>
-        <w:jc w:val="both"/>
-        <w:rPr>
-          <w:rFonts w:ascii="Times New Roman" w:hAnsi="Times New Roman" w:cs="Times New Roman"/>
-          <w:sz w:val="28"/>
-          <w:szCs w:val="28"/>
-        </w:rPr>
-      </w:pPr>
+        <w:pStyle w:val="Standard"/>
+        <w:spacing w:after="0"/>
+        <w:ind w:left="19" w:right="54"/>
+        <w:rPr>
+          <w:lang w:val="ru-RU"/>
+        </w:rPr>
+      </w:pPr>
+      <w:r>
+        <w:rPr>
+          <w:lang w:val="ru-RU"/>
+        </w:rPr>
+        <w:t>Кафедра электронных вычислительных машин</w:t>
+      </w:r>
     </w:p>
     <w:p>
       <w:pPr>
-        <w:spacing w:after="0" w:line="240" w:lineRule="auto"/>
-        <w:ind w:firstLine="709"/>
-        <w:jc w:val="both"/>
-        <w:rPr>
-          <w:rFonts w:ascii="Times New Roman" w:hAnsi="Times New Roman" w:cs="Times New Roman"/>
-          <w:sz w:val="28"/>
-          <w:szCs w:val="28"/>
-        </w:rPr>
-      </w:pPr>
+        <w:pStyle w:val="Standard"/>
+        <w:spacing w:after="0" w:line="259" w:lineRule="auto"/>
+        <w:ind w:left="0" w:right="0" w:firstLine="0"/>
+        <w:jc w:val="left"/>
+        <w:rPr>
+          <w:lang w:val="ru-RU"/>
+        </w:rPr>
+      </w:pPr>
+      <w:r>
+        <w:rPr>
+          <w:lang w:val="ru-RU"/>
+        </w:rPr>
+        <w:t xml:space="preserve"> </w:t>
+      </w:r>
     </w:p>
     <w:p>
       <w:pPr>
-        <w:spacing w:after="0" w:line="240" w:lineRule="auto"/>
-        <w:ind w:firstLine="709"/>
-        <w:jc w:val="both"/>
-        <w:rPr>
-          <w:rFonts w:ascii="Times New Roman" w:hAnsi="Times New Roman" w:cs="Times New Roman"/>
-          <w:sz w:val="28"/>
-          <w:szCs w:val="28"/>
-        </w:rPr>
-      </w:pPr>
+        <w:pStyle w:val="Standard"/>
+        <w:spacing w:after="0"/>
+        <w:ind w:left="19" w:right="54"/>
+        <w:rPr>
+          <w:lang w:val="ru-RU"/>
+        </w:rPr>
+      </w:pPr>
+      <w:r>
+        <w:rPr>
+          <w:lang w:val="ru-RU"/>
+        </w:rPr>
+        <w:t>Дисциплина: Жизненный цикл разработки программного обеспечения</w:t>
+      </w:r>
     </w:p>
     <w:p>
       <w:pPr>
-        <w:spacing w:after="0" w:line="240" w:lineRule="auto"/>
-        <w:ind w:firstLine="709"/>
-        <w:jc w:val="both"/>
-        <w:rPr>
-          <w:rFonts w:ascii="Times New Roman" w:hAnsi="Times New Roman" w:cs="Times New Roman"/>
-          <w:sz w:val="28"/>
-          <w:szCs w:val="28"/>
+        <w:pStyle w:val="Standard"/>
+        <w:spacing w:after="0"/>
+        <w:ind w:left="19" w:right="54"/>
+        <w:rPr>
+          <w:lang w:val="ru-RU"/>
         </w:rPr>
       </w:pPr>
     </w:p>
     <w:p>
       <w:pPr>
-        <w:spacing w:after="0" w:line="240" w:lineRule="auto"/>
-        <w:ind w:firstLine="709"/>
-        <w:jc w:val="center"/>
-        <w:rPr>
-          <w:rFonts w:ascii="Times New Roman" w:hAnsi="Times New Roman" w:cs="Times New Roman"/>
-          <w:sz w:val="28"/>
-          <w:szCs w:val="28"/>
+        <w:pStyle w:val="Standard"/>
+        <w:spacing w:after="0" w:line="259" w:lineRule="auto"/>
+        <w:ind w:left="0" w:right="0" w:firstLine="0"/>
+        <w:jc w:val="left"/>
+        <w:rPr>
+          <w:lang w:val="ru-RU"/>
         </w:rPr>
       </w:pPr>
     </w:p>
     <w:p>
       <w:pPr>
-        <w:spacing w:after="0" w:line="240" w:lineRule="auto"/>
-        <w:ind w:firstLine="709"/>
-        <w:jc w:val="center"/>
-        <w:rPr>
-          <w:rFonts w:ascii="Times New Roman" w:hAnsi="Times New Roman" w:cs="Times New Roman"/>
-          <w:sz w:val="28"/>
-          <w:szCs w:val="28"/>
+        <w:pStyle w:val="Standard"/>
+        <w:spacing w:after="0" w:line="259" w:lineRule="auto"/>
+        <w:ind w:left="0" w:right="0" w:firstLine="0"/>
+        <w:jc w:val="left"/>
+        <w:rPr>
+          <w:lang w:val="ru-RU"/>
         </w:rPr>
       </w:pPr>
     </w:p>
     <w:p>
       <w:pPr>
-        <w:spacing w:after="0" w:line="240" w:lineRule="auto"/>
-        <w:ind w:firstLine="709"/>
-        <w:jc w:val="center"/>
-        <w:rPr>
-          <w:rFonts w:ascii="Times New Roman" w:hAnsi="Times New Roman" w:cs="Times New Roman"/>
-          <w:sz w:val="28"/>
-          <w:szCs w:val="28"/>
-          <w:lang w:val="ru-RU"/>
-        </w:rPr>
-      </w:pPr>
-      <w:r>
-        <w:rPr>
-          <w:rFonts w:ascii="Times New Roman" w:eastAsia="Times New Roman" w:hAnsi="Times New Roman" w:cs="Times New Roman"/>
-          <w:color w:val="000000"/>
-          <w:sz w:val="28"/>
-          <w:szCs w:val="28"/>
-          <w:lang w:val="ru-RU"/>
-        </w:rPr>
-        <w:t>ТРЕБОВАНИЯ К ПРОЕКТУ</w:t>
+        <w:pStyle w:val="Standard"/>
+        <w:spacing w:after="0" w:line="259" w:lineRule="auto"/>
+        <w:ind w:left="540" w:right="0" w:firstLine="0"/>
+        <w:jc w:val="left"/>
+        <w:rPr>
+          <w:lang w:val="ru-RU"/>
+        </w:rPr>
+      </w:pPr>
+      <w:r>
+        <w:rPr>
+          <w:lang w:val="ru-RU"/>
+        </w:rPr>
+        <w:t xml:space="preserve"> </w:t>
       </w:r>
     </w:p>
     <w:p>
       <w:pPr>
-        <w:spacing w:after="0" w:line="240" w:lineRule="auto"/>
-        <w:ind w:firstLine="709"/>
+        <w:pStyle w:val="Standard"/>
+        <w:spacing w:after="0" w:line="259" w:lineRule="auto"/>
+        <w:ind w:left="540" w:right="0" w:firstLine="0"/>
         <w:jc w:val="center"/>
         <w:rPr>
-          <w:rFonts w:ascii="Times New Roman" w:hAnsi="Times New Roman" w:cs="Times New Roman"/>
-          <w:sz w:val="28"/>
-          <w:szCs w:val="28"/>
-          <w:lang w:val="ru-RU"/>
+          <w:rFonts w:eastAsia="Times New Roman" w:cs="Times New Roman"/>
+          <w:color w:val="auto"/>
+          <w:lang w:val="ru-BY" w:bidi="ar-SA"/>
         </w:rPr>
       </w:pPr>
     </w:p>
     <w:p>
       <w:pPr>
-        <w:spacing w:after="0" w:line="240" w:lineRule="auto"/>
-        <w:ind w:firstLine="709"/>
+        <w:pStyle w:val="Standard"/>
+        <w:spacing w:after="0" w:line="259" w:lineRule="auto"/>
+        <w:ind w:left="540" w:right="0" w:firstLine="0"/>
         <w:jc w:val="center"/>
         <w:rPr>
-          <w:rFonts w:ascii="Times New Roman" w:hAnsi="Times New Roman" w:cs="Times New Roman"/>
-          <w:sz w:val="28"/>
-          <w:szCs w:val="28"/>
-          <w:lang w:val="ru-RU"/>
-        </w:rPr>
-      </w:pPr>
-      <w:r>
-        <w:rPr>
-          <w:rFonts w:ascii="Times New Roman" w:eastAsia="Times New Roman" w:hAnsi="Times New Roman" w:cs="Times New Roman"/>
-          <w:color w:val="000000"/>
-          <w:sz w:val="28"/>
-          <w:szCs w:val="28"/>
-          <w:lang w:val="ru-RU"/>
-        </w:rPr>
-        <w:t>Игра "Фэнтези Стратегия"</w:t>
-      </w:r>
+          <w:rFonts w:eastAsia="Times New Roman" w:cs="Times New Roman"/>
+          <w:color w:val="auto"/>
+          <w:lang w:val="ru-BY" w:bidi="ar-SA"/>
+        </w:rPr>
+      </w:pPr>
     </w:p>
     <w:p>
       <w:pPr>
-        <w:spacing w:after="0" w:line="240" w:lineRule="auto"/>
-        <w:ind w:firstLine="709"/>
+        <w:pStyle w:val="Standard"/>
+        <w:spacing w:after="0" w:line="259" w:lineRule="auto"/>
+        <w:ind w:left="540" w:right="0" w:firstLine="0"/>
         <w:jc w:val="center"/>
         <w:rPr>
-          <w:rFonts w:ascii="Times New Roman" w:hAnsi="Times New Roman" w:cs="Times New Roman"/>
-          <w:sz w:val="28"/>
-          <w:szCs w:val="28"/>
-          <w:lang w:val="ru-RU"/>
+          <w:rFonts w:eastAsia="Times New Roman" w:cs="Times New Roman"/>
+          <w:color w:val="auto"/>
+          <w:lang w:val="ru-BY" w:bidi="ar-SA"/>
         </w:rPr>
       </w:pPr>
     </w:p>
     <w:p>
       <w:pPr>
-        <w:spacing w:after="0" w:line="240" w:lineRule="auto"/>
-        <w:ind w:firstLine="709"/>
+        <w:pStyle w:val="Standard"/>
+        <w:spacing w:after="0" w:line="259" w:lineRule="auto"/>
+        <w:ind w:left="540" w:right="0" w:firstLine="0"/>
         <w:jc w:val="center"/>
         <w:rPr>
-          <w:rFonts w:ascii="Times New Roman" w:hAnsi="Times New Roman" w:cs="Times New Roman"/>
-          <w:sz w:val="28"/>
-          <w:szCs w:val="28"/>
-          <w:lang w:val="ru-RU"/>
-        </w:rPr>
-      </w:pPr>
+          <w:rFonts w:eastAsia="Times New Roman" w:cs="Times New Roman"/>
+          <w:color w:val="auto"/>
+          <w:lang w:val="ru-BY" w:bidi="ar-SA"/>
+        </w:rPr>
+      </w:pPr>
+      <w:r>
+        <w:rPr>
+          <w:rFonts w:eastAsia="Times New Roman" w:cs="Times New Roman"/>
+          <w:color w:val="auto"/>
+          <w:lang w:val="ru-BY" w:bidi="ar-SA"/>
+        </w:rPr>
+        <w:t>ПРИЛОЖЕНИЕ</w:t>
+      </w:r>
+      <w:r>
+        <w:rPr>
+          <w:rFonts w:eastAsia="Times New Roman" w:cs="Times New Roman"/>
+          <w:color w:val="auto"/>
+          <w:lang w:val="ru-BY" w:bidi="ar-SA"/>
+        </w:rPr>
+        <w:t>-ИГРА ФЭНТЕЗИ БИТВА</w:t>
+      </w:r>
     </w:p>
     <w:p>
       <w:pPr>
-        <w:spacing w:after="0" w:line="240" w:lineRule="auto"/>
-        <w:ind w:firstLine="709"/>
+        <w:pStyle w:val="Standard"/>
+        <w:spacing w:after="0" w:line="259" w:lineRule="auto"/>
+        <w:ind w:left="540" w:right="0" w:firstLine="0"/>
         <w:jc w:val="center"/>
         <w:rPr>
-          <w:rFonts w:ascii="Times New Roman" w:hAnsi="Times New Roman" w:cs="Times New Roman"/>
-          <w:sz w:val="28"/>
-          <w:szCs w:val="28"/>
           <w:lang w:val="ru-RU"/>
         </w:rPr>
       </w:pPr>
     </w:p>
     <w:p>
       <w:pPr>
-        <w:spacing w:after="0" w:line="240" w:lineRule="auto"/>
-        <w:ind w:firstLine="709"/>
-        <w:jc w:val="center"/>
-        <w:rPr>
-          <w:rFonts w:ascii="Times New Roman" w:hAnsi="Times New Roman" w:cs="Times New Roman"/>
-          <w:sz w:val="28"/>
-          <w:szCs w:val="28"/>
+        <w:pStyle w:val="Standard"/>
+        <w:spacing w:after="0" w:line="259" w:lineRule="auto"/>
+        <w:ind w:left="0" w:right="0" w:firstLine="0"/>
+        <w:rPr>
           <w:lang w:val="ru-RU"/>
         </w:rPr>
       </w:pPr>
     </w:p>
     <w:p>
       <w:pPr>
-        <w:spacing w:after="0" w:line="240" w:lineRule="auto"/>
-        <w:ind w:firstLine="709"/>
+        <w:pStyle w:val="Standard"/>
+        <w:spacing w:after="0" w:line="259" w:lineRule="auto"/>
+        <w:ind w:left="9" w:right="0" w:firstLine="0"/>
         <w:jc w:val="center"/>
         <w:rPr>
-          <w:rFonts w:ascii="Times New Roman" w:hAnsi="Times New Roman" w:cs="Times New Roman"/>
-          <w:sz w:val="28"/>
-          <w:szCs w:val="28"/>
-          <w:lang w:val="ru-RU"/>
-        </w:rPr>
-      </w:pPr>
+          <w:lang w:val="ru-RU"/>
+        </w:rPr>
+      </w:pPr>
+      <w:r>
+        <w:rPr>
+          <w:lang w:val="ru-RU"/>
+        </w:rPr>
+        <w:t xml:space="preserve"> </w:t>
+      </w:r>
     </w:p>
     <w:p>
       <w:pPr>
-        <w:spacing w:after="0" w:line="240" w:lineRule="auto"/>
-        <w:ind w:firstLine="709"/>
+        <w:pStyle w:val="Standard"/>
+        <w:spacing w:after="0" w:line="259" w:lineRule="auto"/>
+        <w:ind w:left="9" w:right="0" w:firstLine="0"/>
         <w:jc w:val="center"/>
         <w:rPr>
-          <w:rFonts w:ascii="Times New Roman" w:hAnsi="Times New Roman" w:cs="Times New Roman"/>
-          <w:sz w:val="28"/>
-          <w:szCs w:val="28"/>
           <w:lang w:val="ru-RU"/>
         </w:rPr>
       </w:pPr>
     </w:p>
     <w:p>
       <w:pPr>
-        <w:spacing w:after="0" w:line="240" w:lineRule="auto"/>
-        <w:ind w:firstLine="709"/>
+        <w:pStyle w:val="Standard"/>
+        <w:spacing w:after="0" w:line="259" w:lineRule="auto"/>
+        <w:ind w:left="9" w:right="0" w:firstLine="0"/>
         <w:jc w:val="center"/>
         <w:rPr>
-          <w:rFonts w:ascii="Times New Roman" w:hAnsi="Times New Roman" w:cs="Times New Roman"/>
-          <w:sz w:val="28"/>
-          <w:szCs w:val="28"/>
           <w:lang w:val="ru-RU"/>
         </w:rPr>
       </w:pPr>
     </w:p>
     <w:p>
       <w:pPr>
-        <w:spacing w:after="0" w:line="240" w:lineRule="auto"/>
-        <w:ind w:firstLine="709"/>
+        <w:pStyle w:val="Standard"/>
+        <w:spacing w:after="0" w:line="259" w:lineRule="auto"/>
+        <w:ind w:left="9" w:right="0" w:firstLine="0"/>
         <w:jc w:val="center"/>
         <w:rPr>
-          <w:rFonts w:ascii="Times New Roman" w:hAnsi="Times New Roman" w:cs="Times New Roman"/>
-          <w:sz w:val="28"/>
-          <w:szCs w:val="28"/>
           <w:lang w:val="ru-RU"/>
         </w:rPr>
       </w:pPr>
     </w:p>
     <w:p>
       <w:pPr>
-        <w:spacing w:after="0" w:line="240" w:lineRule="auto"/>
-        <w:ind w:firstLine="709"/>
+        <w:pStyle w:val="Standard"/>
+        <w:spacing w:after="0" w:line="259" w:lineRule="auto"/>
+        <w:ind w:left="9" w:right="0" w:firstLine="0"/>
         <w:jc w:val="center"/>
         <w:rPr>
-          <w:rFonts w:ascii="Times New Roman" w:hAnsi="Times New Roman" w:cs="Times New Roman"/>
-          <w:sz w:val="28"/>
-          <w:szCs w:val="28"/>
           <w:lang w:val="ru-RU"/>
         </w:rPr>
       </w:pPr>
     </w:p>
     <w:p>
       <w:pPr>
-        <w:spacing w:after="0" w:line="240" w:lineRule="auto"/>
-        <w:ind w:firstLine="709"/>
-        <w:jc w:val="center"/>
-        <w:rPr>
-          <w:rFonts w:ascii="Times New Roman" w:hAnsi="Times New Roman" w:cs="Times New Roman"/>
-          <w:sz w:val="28"/>
-          <w:szCs w:val="28"/>
-          <w:lang w:val="ru-RU"/>
-        </w:rPr>
-      </w:pPr>
+        <w:pStyle w:val="Standard"/>
+        <w:spacing w:after="0"/>
+        <w:ind w:left="4510" w:right="54"/>
+        <w:jc w:val="right"/>
+        <w:rPr>
+          <w:lang w:val="ru-RU"/>
+        </w:rPr>
+      </w:pPr>
+      <w:r>
+        <w:rPr>
+          <w:lang w:val="ru-RU"/>
+        </w:rPr>
+        <w:t xml:space="preserve">Студент: гр. 334701 </w:t>
+      </w:r>
+      <w:r>
+        <w:rPr>
+          <w:lang w:val="ru-RU"/>
+        </w:rPr>
+        <w:t>Ленько</w:t>
+      </w:r>
+      <w:r>
+        <w:rPr>
+          <w:lang w:val="ru-RU"/>
+        </w:rPr>
+        <w:t xml:space="preserve"> </w:t>
+      </w:r>
+      <w:r>
+        <w:rPr>
+          <w:lang w:val="ru-RU"/>
+        </w:rPr>
+        <w:t>А</w:t>
+      </w:r>
+      <w:r>
+        <w:rPr>
+          <w:lang w:val="ru-RU"/>
+        </w:rPr>
+        <w:t>.</w:t>
+      </w:r>
+      <w:r>
+        <w:rPr>
+          <w:lang w:val="ru-RU"/>
+        </w:rPr>
+        <w:t>Н</w:t>
+      </w:r>
+      <w:r>
+        <w:rPr>
+          <w:lang w:val="ru-RU"/>
+        </w:rPr>
+        <w:t>.</w:t>
+      </w:r>
     </w:p>
     <w:p>
       <w:pPr>
-        <w:spacing w:after="0" w:line="240" w:lineRule="auto"/>
-        <w:ind w:firstLine="709"/>
-        <w:jc w:val="center"/>
-        <w:rPr>
-          <w:rFonts w:ascii="Times New Roman" w:hAnsi="Times New Roman" w:cs="Times New Roman"/>
-          <w:sz w:val="28"/>
-          <w:szCs w:val="28"/>
-          <w:lang w:val="ru-RU"/>
-        </w:rPr>
-      </w:pPr>
+        <w:pStyle w:val="Standard"/>
+        <w:spacing w:after="0" w:line="259" w:lineRule="auto"/>
+        <w:ind w:left="0" w:right="790" w:firstLine="0"/>
+        <w:jc w:val="right"/>
+        <w:rPr>
+          <w:lang w:val="ru-RU"/>
+        </w:rPr>
+      </w:pPr>
+      <w:r>
+        <w:rPr>
+          <w:lang w:val="ru-RU"/>
+        </w:rPr>
+        <w:t xml:space="preserve"> </w:t>
+      </w:r>
     </w:p>
     <w:p>
       <w:pPr>
-        <w:spacing w:after="0" w:line="240" w:lineRule="auto"/>
-        <w:ind w:firstLine="709"/>
+        <w:pStyle w:val="Standard"/>
+        <w:spacing w:after="0"/>
+        <w:ind w:left="3544" w:right="54" w:hanging="709"/>
         <w:jc w:val="center"/>
         <w:rPr>
-          <w:rFonts w:ascii="Times New Roman" w:hAnsi="Times New Roman" w:cs="Times New Roman"/>
-          <w:sz w:val="28"/>
-          <w:szCs w:val="28"/>
-          <w:lang w:val="ru-RU"/>
-        </w:rPr>
-      </w:pPr>
+          <w:lang w:val="ru-RU"/>
+        </w:rPr>
+      </w:pPr>
+      <w:r>
+        <w:rPr>
+          <w:lang w:val="ru-RU"/>
+        </w:rPr>
+        <w:t xml:space="preserve">                               </w:t>
+      </w:r>
+      <w:r>
+        <w:rPr>
+          <w:lang w:val="ru-RU"/>
+        </w:rPr>
+        <w:t xml:space="preserve">    </w:t>
+      </w:r>
+      <w:r>
+        <w:rPr>
+          <w:lang w:val="ru-RU"/>
+        </w:rPr>
+        <w:t xml:space="preserve">Руководитель: </w:t>
+      </w:r>
+      <w:r>
+        <w:rPr>
+          <w:lang w:val="ru-BY"/>
+        </w:rPr>
+        <w:t>ассистент</w:t>
+      </w:r>
+      <w:r>
+        <w:rPr>
+          <w:rFonts w:eastAsia="Times New Roman" w:cs="Times New Roman"/>
+          <w:lang w:val="ru-RU"/>
+        </w:rPr>
+        <w:t xml:space="preserve"> </w:t>
+      </w:r>
+      <w:r>
+        <w:rPr>
+          <w:rFonts w:eastAsia="Times New Roman" w:cs="Times New Roman"/>
+          <w:lang w:val="ru-RU"/>
+        </w:rPr>
+        <w:t xml:space="preserve">Внук </w:t>
+      </w:r>
+      <w:r>
+        <w:rPr>
+          <w:rFonts w:eastAsia="Times New Roman" w:cs="Times New Roman"/>
+          <w:lang w:val="ru-RU"/>
+        </w:rPr>
+        <w:t>О.</w:t>
+      </w:r>
+      <w:r>
+        <w:rPr>
+          <w:rFonts w:eastAsia="Times New Roman" w:cs="Times New Roman"/>
+          <w:lang w:val="ru-RU"/>
+        </w:rPr>
+        <w:t>М</w:t>
+      </w:r>
+      <w:r>
+        <w:rPr>
+          <w:rFonts w:eastAsia="Times New Roman" w:cs="Times New Roman"/>
+          <w:lang w:val="ru-RU"/>
+        </w:rPr>
+        <w:t xml:space="preserve">. </w:t>
+      </w:r>
     </w:p>
     <w:p>
       <w:pPr>
-        <w:spacing w:after="0" w:line="240" w:lineRule="auto"/>
-        <w:ind w:firstLine="709"/>
-        <w:jc w:val="center"/>
-        <w:rPr>
-          <w:rFonts w:ascii="Times New Roman" w:hAnsi="Times New Roman" w:cs="Times New Roman"/>
-          <w:sz w:val="28"/>
-          <w:szCs w:val="28"/>
-          <w:lang w:val="ru-RU"/>
-        </w:rPr>
-      </w:pPr>
+        <w:pStyle w:val="Standard"/>
+        <w:spacing w:after="0" w:line="259" w:lineRule="auto"/>
+        <w:ind w:left="0" w:right="790" w:firstLine="0"/>
+        <w:jc w:val="right"/>
+        <w:rPr>
+          <w:lang w:val="ru-RU"/>
+        </w:rPr>
+      </w:pPr>
+      <w:r>
+        <w:rPr>
+          <w:lang w:val="ru-RU"/>
+        </w:rPr>
+        <w:t xml:space="preserve"> </w:t>
+      </w:r>
     </w:p>
     <w:p>
       <w:pPr>
-        <w:spacing w:after="0" w:line="240" w:lineRule="auto"/>
-        <w:ind w:firstLine="709"/>
-        <w:jc w:val="center"/>
-        <w:rPr>
-          <w:rFonts w:ascii="Times New Roman" w:hAnsi="Times New Roman" w:cs="Times New Roman"/>
-          <w:sz w:val="28"/>
-          <w:szCs w:val="28"/>
-          <w:lang w:val="ru-RU"/>
-        </w:rPr>
-      </w:pPr>
+        <w:pStyle w:val="Standard"/>
+        <w:spacing w:after="0" w:line="259" w:lineRule="auto"/>
+        <w:ind w:left="0" w:right="0" w:firstLine="0"/>
+        <w:jc w:val="left"/>
+        <w:rPr>
+          <w:lang w:val="ru-RU"/>
+        </w:rPr>
+      </w:pPr>
+      <w:r>
+        <w:rPr>
+          <w:lang w:val="ru-RU"/>
+        </w:rPr>
+        <w:t xml:space="preserve"> </w:t>
+      </w:r>
     </w:p>
     <w:p>
       <w:pPr>
-        <w:spacing w:after="0" w:line="240" w:lineRule="auto"/>
-        <w:ind w:firstLine="709"/>
-        <w:jc w:val="center"/>
-        <w:rPr>
-          <w:rFonts w:ascii="Times New Roman" w:hAnsi="Times New Roman" w:cs="Times New Roman"/>
-          <w:sz w:val="28"/>
-          <w:szCs w:val="28"/>
-          <w:lang w:val="ru-RU"/>
-        </w:rPr>
-      </w:pPr>
+        <w:pStyle w:val="Standard"/>
+        <w:spacing w:after="0" w:line="259" w:lineRule="auto"/>
+        <w:ind w:left="0" w:right="0" w:firstLine="0"/>
+        <w:jc w:val="left"/>
+        <w:rPr>
+          <w:lang w:val="ru-RU"/>
+        </w:rPr>
+      </w:pPr>
+      <w:r>
+        <w:rPr>
+          <w:lang w:val="ru-RU"/>
+        </w:rPr>
+        <w:t xml:space="preserve"> </w:t>
+      </w:r>
     </w:p>
     <w:p>
       <w:pPr>
-        <w:spacing w:after="0" w:line="240" w:lineRule="auto"/>
-        <w:ind w:firstLine="709"/>
-        <w:jc w:val="center"/>
-        <w:rPr>
-          <w:rFonts w:ascii="Times New Roman" w:hAnsi="Times New Roman" w:cs="Times New Roman"/>
-          <w:sz w:val="28"/>
-          <w:szCs w:val="28"/>
+        <w:pStyle w:val="Standard"/>
+        <w:spacing w:after="0" w:line="259" w:lineRule="auto"/>
+        <w:ind w:left="0" w:right="0" w:firstLine="0"/>
+        <w:jc w:val="left"/>
+        <w:rPr>
           <w:lang w:val="ru-RU"/>
         </w:rPr>
       </w:pPr>
     </w:p>
     <w:p>
       <w:pPr>
-        <w:spacing w:after="0" w:line="240" w:lineRule="auto"/>
-        <w:ind w:firstLine="709"/>
-        <w:jc w:val="center"/>
-        <w:rPr>
-          <w:rFonts w:ascii="Times New Roman" w:hAnsi="Times New Roman" w:cs="Times New Roman"/>
-          <w:sz w:val="28"/>
-          <w:szCs w:val="28"/>
+        <w:pStyle w:val="Standard"/>
+        <w:spacing w:after="0" w:line="259" w:lineRule="auto"/>
+        <w:ind w:left="0" w:right="0" w:firstLine="0"/>
+        <w:jc w:val="left"/>
+        <w:rPr>
           <w:lang w:val="ru-RU"/>
         </w:rPr>
       </w:pPr>
     </w:p>
     <w:p>
       <w:pPr>
-        <w:spacing w:after="0" w:line="240" w:lineRule="auto"/>
-        <w:ind w:firstLine="709"/>
-        <w:jc w:val="center"/>
-        <w:rPr>
-          <w:rFonts w:ascii="Times New Roman" w:hAnsi="Times New Roman" w:cs="Times New Roman"/>
-          <w:sz w:val="28"/>
-          <w:szCs w:val="28"/>
+        <w:pStyle w:val="Standard"/>
+        <w:spacing w:after="0" w:line="259" w:lineRule="auto"/>
+        <w:ind w:left="0" w:right="0" w:firstLine="0"/>
+        <w:jc w:val="left"/>
+        <w:rPr>
           <w:lang w:val="ru-RU"/>
         </w:rPr>
       </w:pPr>
     </w:p>
     <w:p>
       <w:pPr>
-        <w:spacing w:after="0" w:line="240" w:lineRule="auto"/>
-        <w:ind w:firstLine="709"/>
-        <w:jc w:val="center"/>
-        <w:rPr>
-          <w:rFonts w:ascii="Times New Roman" w:hAnsi="Times New Roman" w:cs="Times New Roman"/>
-          <w:sz w:val="28"/>
-          <w:szCs w:val="28"/>
+        <w:pStyle w:val="Standard"/>
+        <w:spacing w:after="0" w:line="259" w:lineRule="auto"/>
+        <w:ind w:left="0" w:right="0" w:firstLine="0"/>
+        <w:jc w:val="left"/>
+        <w:rPr>
           <w:lang w:val="ru-RU"/>
         </w:rPr>
       </w:pPr>
     </w:p>
     <w:p>
       <w:pPr>
-        <w:spacing w:after="0" w:line="240" w:lineRule="auto"/>
-        <w:ind w:firstLine="709"/>
-        <w:jc w:val="center"/>
-        <w:rPr>
-          <w:rFonts w:ascii="Times New Roman" w:hAnsi="Times New Roman" w:cs="Times New Roman"/>
-          <w:sz w:val="28"/>
-          <w:szCs w:val="28"/>
+        <w:pStyle w:val="Standard"/>
+        <w:spacing w:after="0" w:line="259" w:lineRule="auto"/>
+        <w:ind w:left="0" w:right="0" w:firstLine="0"/>
+        <w:jc w:val="left"/>
+        <w:rPr>
           <w:lang w:val="ru-RU"/>
         </w:rPr>
       </w:pPr>
     </w:p>
     <w:p>
       <w:pPr>
-        <w:spacing w:after="0" w:line="240" w:lineRule="auto"/>
-        <w:ind w:firstLine="709"/>
-        <w:jc w:val="center"/>
-        <w:rPr>
-          <w:rFonts w:ascii="Times New Roman" w:hAnsi="Times New Roman" w:cs="Times New Roman"/>
-          <w:sz w:val="28"/>
-          <w:szCs w:val="28"/>
+        <w:pStyle w:val="Standard"/>
+        <w:spacing w:after="0" w:line="259" w:lineRule="auto"/>
+        <w:ind w:left="0" w:right="0" w:firstLine="0"/>
+        <w:jc w:val="left"/>
+        <w:rPr>
           <w:lang w:val="ru-RU"/>
         </w:rPr>
       </w:pPr>
     </w:p>
     <w:p>
       <w:pPr>
-        <w:spacing w:after="0" w:line="240" w:lineRule="auto"/>
-        <w:ind w:firstLine="709"/>
+        <w:pStyle w:val="Standard"/>
+        <w:spacing w:after="0" w:line="259" w:lineRule="auto"/>
+        <w:ind w:left="182" w:right="235"/>
         <w:jc w:val="center"/>
         <w:rPr>
-          <w:rFonts w:ascii="Times New Roman" w:hAnsi="Times New Roman" w:cs="Times New Roman"/>
-          <w:sz w:val="28"/>
-          <w:szCs w:val="28"/>
-          <w:lang w:val="ru-RU"/>
-        </w:rPr>
-      </w:pPr>
+          <w:lang w:val="ru-RU"/>
+        </w:rPr>
+      </w:pPr>
+      <w:r>
+        <w:rPr>
+          <w:lang w:val="ru-RU"/>
+        </w:rPr>
+        <w:t>Минск 2025</w:t>
+      </w:r>
     </w:p>
-    <w:p>
-      <w:pPr>
-        <w:spacing w:after="0" w:line="240" w:lineRule="auto"/>
-        <w:ind w:firstLine="709"/>
-        <w:jc w:val="center"/>
-        <w:rPr>
-          <w:rFonts w:ascii="Times New Roman" w:hAnsi="Times New Roman" w:cs="Times New Roman"/>
-          <w:sz w:val="28"/>
-          <w:szCs w:val="28"/>
-          <w:lang w:val="ru-RU"/>
-        </w:rPr>
-      </w:pPr>
-    </w:p>
-    <w:p>
-      <w:pPr>
-        <w:spacing w:after="0" w:line="240" w:lineRule="auto"/>
-        <w:ind w:firstLine="709"/>
-        <w:jc w:val="center"/>
-        <w:rPr>
-          <w:rFonts w:ascii="Times New Roman" w:hAnsi="Times New Roman" w:cs="Times New Roman"/>
-          <w:sz w:val="28"/>
-          <w:szCs w:val="28"/>
-          <w:lang w:val="ru-RU"/>
-        </w:rPr>
-      </w:pPr>
-    </w:p>
-    <w:p>
-      <w:pPr>
-        <w:spacing w:after="0" w:line="240" w:lineRule="auto"/>
-        <w:ind w:firstLine="709"/>
-        <w:jc w:val="center"/>
-        <w:rPr>
-          <w:rFonts w:ascii="Times New Roman" w:hAnsi="Times New Roman" w:cs="Times New Roman"/>
-          <w:sz w:val="28"/>
-          <w:szCs w:val="28"/>
-          <w:lang w:val="ru-RU"/>
-        </w:rPr>
-      </w:pPr>
-      <w:r>
-        <w:rPr>
-          <w:rFonts w:ascii="Times New Roman" w:eastAsia="Times New Roman" w:hAnsi="Times New Roman" w:cs="Times New Roman"/>
-          <w:color w:val="000000"/>
-          <w:sz w:val="28"/>
-          <w:szCs w:val="28"/>
-          <w:lang w:val="ru-RU"/>
-        </w:rPr>
-        <w:t>2025</w:t>
-      </w:r>
-    </w:p>
-    <w:p>
-      <w:pPr>
-        <w:spacing w:after="0" w:line="240" w:lineRule="auto"/>
-        <w:ind w:firstLine="709"/>
-        <w:jc w:val="both"/>
-        <w:rPr>
-          <w:rFonts w:ascii="Times New Roman" w:hAnsi="Times New Roman" w:cs="Times New Roman"/>
-          <w:sz w:val="28"/>
-          <w:szCs w:val="28"/>
-          <w:lang w:val="ru-RU"/>
-        </w:rPr>
-      </w:pPr>
-      <w:r>
-        <w:rPr>
-          <w:rFonts w:ascii="Times New Roman" w:eastAsia="Times New Roman" w:hAnsi="Times New Roman" w:cs="Times New Roman"/>
-          <w:color w:val="000000"/>
-          <w:sz w:val="28"/>
-          <w:szCs w:val="28"/>
-          <w:lang w:val="ru-RU"/>
-        </w:rPr>
-        <w:br w:type="page"/>
-      </w:r>
-    </w:p>
-    <w:bookmarkStart w:id="0" w:name="bookmark_intro" w:displacedByCustomXml="next"/>
+    <w:bookmarkEnd w:id="0" w:displacedByCustomXml="next"/>
+    <w:bookmarkStart w:id="1" w:name="_Hlk214443241" w:displacedByCustomXml="next"/>
+    <w:bookmarkStart w:id="2" w:name="bookmark_intro" w:displacedByCustomXml="next"/>
     <w:sdt>
       <w:sdtPr>
         <w:rPr>
@@ -593,6 +662,12 @@
           <w:docPartUnique/>
         </w:docPartObj>
       </w:sdtPr>
+      <w:sdtEndPr>
+        <w:rPr>
+          <w:sz w:val="28"/>
+          <w:szCs w:val="28"/>
+        </w:rPr>
+      </w:sdtEndPr>
       <w:sdtContent>
         <w:p>
           <w:pPr>
@@ -632,6 +707,7 @@
             <w:tabs>
               <w:tab w:val="right" w:leader="dot" w:pos="9678"/>
             </w:tabs>
+            <w:spacing w:after="0" w:line="240" w:lineRule="auto"/>
             <w:rPr>
               <w:rFonts w:ascii="Times New Roman" w:eastAsia="Times New Roman" w:hAnsi="Times New Roman" w:cs="Times New Roman"/>
               <w:color w:val="000000"/>
@@ -673,12 +749,23 @@
           <w:hyperlink w:anchor="_Toc213829551" w:history="1">
             <w:r>
               <w:rPr>
+                <w:rFonts w:ascii="Times New Roman" w:hAnsi="Times New Roman" w:cs="Times New Roman"/>
                 <w:color w:val="000000"/>
                 <w:sz w:val="28"/>
                 <w:szCs w:val="28"/>
                 <w:lang w:val="ru-RU"/>
               </w:rPr>
-              <w:t>ВВЕДЕНИЕ</w:t>
+              <w:t>В</w:t>
+            </w:r>
+            <w:r>
+              <w:rPr>
+                <w:rFonts w:ascii="Times New Roman" w:hAnsi="Times New Roman" w:cs="Times New Roman"/>
+                <w:color w:val="000000"/>
+                <w:sz w:val="28"/>
+                <w:szCs w:val="28"/>
+                <w:lang w:val="ru-RU"/>
+              </w:rPr>
+              <w:t>ведение</w:t>
             </w:r>
             <w:r>
               <w:rPr>
@@ -737,6 +824,7 @@
             <w:r>
               <w:rPr>
                 <w:rFonts w:ascii="Times New Roman" w:eastAsia="Times New Roman" w:hAnsi="Times New Roman" w:cs="Times New Roman"/>
+                <w:noProof/>
                 <w:webHidden/>
                 <w:color w:val="000000"/>
                 <w:sz w:val="28"/>
@@ -764,6 +852,7 @@
             <w:tabs>
               <w:tab w:val="right" w:leader="dot" w:pos="9678"/>
             </w:tabs>
+            <w:spacing w:after="0" w:line="240" w:lineRule="auto"/>
             <w:rPr>
               <w:rFonts w:ascii="Times New Roman" w:eastAsia="Times New Roman" w:hAnsi="Times New Roman" w:cs="Times New Roman"/>
               <w:color w:val="000000"/>
@@ -775,12 +864,23 @@
           <w:hyperlink w:anchor="_Toc213829552" w:history="1">
             <w:r>
               <w:rPr>
+                <w:rFonts w:ascii="Times New Roman" w:hAnsi="Times New Roman" w:cs="Times New Roman"/>
                 <w:color w:val="000000"/>
                 <w:sz w:val="28"/>
                 <w:szCs w:val="28"/>
                 <w:lang w:val="ru-RU"/>
               </w:rPr>
-              <w:t>1 ТРЕБОВАНИЯ ПОЛЬЗОВАТЕЛЯ</w:t>
+              <w:t>1 Т</w:t>
+            </w:r>
+            <w:r>
+              <w:rPr>
+                <w:rFonts w:ascii="Times New Roman" w:hAnsi="Times New Roman" w:cs="Times New Roman"/>
+                <w:color w:val="000000"/>
+                <w:sz w:val="28"/>
+                <w:szCs w:val="28"/>
+                <w:lang w:val="ru-RU"/>
+              </w:rPr>
+              <w:t>ребования пользователя</w:t>
             </w:r>
             <w:r>
               <w:rPr>
@@ -839,6 +939,7 @@
             <w:r>
               <w:rPr>
                 <w:rFonts w:ascii="Times New Roman" w:eastAsia="Times New Roman" w:hAnsi="Times New Roman" w:cs="Times New Roman"/>
+                <w:noProof/>
                 <w:webHidden/>
                 <w:color w:val="000000"/>
                 <w:sz w:val="28"/>
@@ -866,6 +967,7 @@
             <w:tabs>
               <w:tab w:val="right" w:leader="dot" w:pos="9678"/>
             </w:tabs>
+            <w:spacing w:after="0" w:line="240" w:lineRule="auto"/>
             <w:rPr>
               <w:rFonts w:ascii="Times New Roman" w:eastAsia="Times New Roman" w:hAnsi="Times New Roman" w:cs="Times New Roman"/>
               <w:color w:val="000000"/>
@@ -877,6 +979,7 @@
           <w:hyperlink w:anchor="_Toc213829553" w:history="1">
             <w:r>
               <w:rPr>
+                <w:rFonts w:ascii="Times New Roman" w:hAnsi="Times New Roman" w:cs="Times New Roman"/>
                 <w:color w:val="000000"/>
                 <w:sz w:val="28"/>
                 <w:szCs w:val="28"/>
@@ -941,6 +1044,7 @@
             <w:r>
               <w:rPr>
                 <w:rFonts w:ascii="Times New Roman" w:eastAsia="Times New Roman" w:hAnsi="Times New Roman" w:cs="Times New Roman"/>
+                <w:noProof/>
                 <w:webHidden/>
                 <w:color w:val="000000"/>
                 <w:sz w:val="28"/>
@@ -968,6 +1072,7 @@
             <w:tabs>
               <w:tab w:val="right" w:leader="dot" w:pos="9678"/>
             </w:tabs>
+            <w:spacing w:after="0" w:line="240" w:lineRule="auto"/>
             <w:rPr>
               <w:rFonts w:ascii="Times New Roman" w:eastAsia="Times New Roman" w:hAnsi="Times New Roman" w:cs="Times New Roman"/>
               <w:color w:val="000000"/>
@@ -979,6 +1084,7 @@
           <w:hyperlink w:anchor="_Toc213829554" w:history="1">
             <w:r>
               <w:rPr>
+                <w:rFonts w:ascii="Times New Roman" w:hAnsi="Times New Roman" w:cs="Times New Roman"/>
                 <w:color w:val="000000"/>
                 <w:sz w:val="28"/>
                 <w:szCs w:val="28"/>
@@ -1043,6 +1149,7 @@
             <w:r>
               <w:rPr>
                 <w:rFonts w:ascii="Times New Roman" w:eastAsia="Times New Roman" w:hAnsi="Times New Roman" w:cs="Times New Roman"/>
+                <w:noProof/>
                 <w:webHidden/>
                 <w:color w:val="000000"/>
                 <w:sz w:val="28"/>
@@ -1070,6 +1177,7 @@
             <w:tabs>
               <w:tab w:val="right" w:leader="dot" w:pos="9678"/>
             </w:tabs>
+            <w:spacing w:after="0" w:line="240" w:lineRule="auto"/>
             <w:rPr>
               <w:rFonts w:ascii="Times New Roman" w:eastAsia="Times New Roman" w:hAnsi="Times New Roman" w:cs="Times New Roman"/>
               <w:color w:val="000000"/>
@@ -1081,6 +1189,7 @@
           <w:hyperlink w:anchor="_Toc213829555" w:history="1">
             <w:r>
               <w:rPr>
+                <w:rFonts w:ascii="Times New Roman" w:hAnsi="Times New Roman" w:cs="Times New Roman"/>
                 <w:color w:val="000000"/>
                 <w:sz w:val="28"/>
                 <w:szCs w:val="28"/>
@@ -1145,6 +1254,7 @@
             <w:r>
               <w:rPr>
                 <w:rFonts w:ascii="Times New Roman" w:eastAsia="Times New Roman" w:hAnsi="Times New Roman" w:cs="Times New Roman"/>
+                <w:noProof/>
                 <w:webHidden/>
                 <w:color w:val="000000"/>
                 <w:sz w:val="28"/>
@@ -1172,6 +1282,7 @@
             <w:tabs>
               <w:tab w:val="right" w:leader="dot" w:pos="9678"/>
             </w:tabs>
+            <w:spacing w:after="0" w:line="240" w:lineRule="auto"/>
             <w:rPr>
               <w:rFonts w:ascii="Times New Roman" w:eastAsia="Times New Roman" w:hAnsi="Times New Roman" w:cs="Times New Roman"/>
               <w:color w:val="000000"/>
@@ -1183,6 +1294,7 @@
           <w:hyperlink w:anchor="_Toc213829556" w:history="1">
             <w:r>
               <w:rPr>
+                <w:rFonts w:ascii="Times New Roman" w:hAnsi="Times New Roman" w:cs="Times New Roman"/>
                 <w:color w:val="000000"/>
                 <w:sz w:val="28"/>
                 <w:szCs w:val="28"/>
@@ -1247,6 +1359,7 @@
             <w:r>
               <w:rPr>
                 <w:rFonts w:ascii="Times New Roman" w:eastAsia="Times New Roman" w:hAnsi="Times New Roman" w:cs="Times New Roman"/>
+                <w:noProof/>
                 <w:webHidden/>
                 <w:color w:val="000000"/>
                 <w:sz w:val="28"/>
@@ -1274,6 +1387,7 @@
             <w:tabs>
               <w:tab w:val="right" w:leader="dot" w:pos="9678"/>
             </w:tabs>
+            <w:spacing w:after="0" w:line="240" w:lineRule="auto"/>
             <w:rPr>
               <w:rFonts w:ascii="Times New Roman" w:eastAsia="Times New Roman" w:hAnsi="Times New Roman" w:cs="Times New Roman"/>
               <w:color w:val="000000"/>
@@ -1285,6 +1399,7 @@
           <w:hyperlink w:anchor="_Toc213829557" w:history="1">
             <w:r>
               <w:rPr>
+                <w:rFonts w:ascii="Times New Roman" w:hAnsi="Times New Roman" w:cs="Times New Roman"/>
                 <w:color w:val="000000"/>
                 <w:sz w:val="28"/>
                 <w:szCs w:val="28"/>
@@ -1349,6 +1464,7 @@
             <w:r>
               <w:rPr>
                 <w:rFonts w:ascii="Times New Roman" w:eastAsia="Times New Roman" w:hAnsi="Times New Roman" w:cs="Times New Roman"/>
+                <w:noProof/>
                 <w:webHidden/>
                 <w:color w:val="000000"/>
                 <w:sz w:val="28"/>
@@ -1376,6 +1492,7 @@
             <w:tabs>
               <w:tab w:val="right" w:leader="dot" w:pos="9678"/>
             </w:tabs>
+            <w:spacing w:after="0" w:line="240" w:lineRule="auto"/>
             <w:rPr>
               <w:rFonts w:ascii="Times New Roman" w:eastAsia="Times New Roman" w:hAnsi="Times New Roman" w:cs="Times New Roman"/>
               <w:color w:val="000000"/>
@@ -1387,12 +1504,23 @@
           <w:hyperlink w:anchor="_Toc213829558" w:history="1">
             <w:r>
               <w:rPr>
+                <w:rFonts w:ascii="Times New Roman" w:hAnsi="Times New Roman" w:cs="Times New Roman"/>
                 <w:color w:val="000000"/>
                 <w:sz w:val="28"/>
                 <w:szCs w:val="28"/>
                 <w:lang w:val="ru-RU"/>
               </w:rPr>
-              <w:t>2 СИСТЕМНЫЕ ТРЕБОВАНИЯ</w:t>
+              <w:t>2 С</w:t>
+            </w:r>
+            <w:r>
+              <w:rPr>
+                <w:rFonts w:ascii="Times New Roman" w:hAnsi="Times New Roman" w:cs="Times New Roman"/>
+                <w:color w:val="000000"/>
+                <w:sz w:val="28"/>
+                <w:szCs w:val="28"/>
+                <w:lang w:val="ru-RU"/>
+              </w:rPr>
+              <w:t>истемные требования</w:t>
             </w:r>
             <w:r>
               <w:rPr>
@@ -1451,13 +1579,14 @@
             <w:r>
               <w:rPr>
                 <w:rFonts w:ascii="Times New Roman" w:eastAsia="Times New Roman" w:hAnsi="Times New Roman" w:cs="Times New Roman"/>
+                <w:noProof/>
                 <w:webHidden/>
                 <w:color w:val="000000"/>
                 <w:sz w:val="28"/>
                 <w:szCs w:val="28"/>
                 <w:lang w:val="ru-RU"/>
               </w:rPr>
-              <w:t>8</w:t>
+              <w:t>10</w:t>
             </w:r>
             <w:r>
               <w:rPr>
@@ -1478,6 +1607,7 @@
             <w:tabs>
               <w:tab w:val="right" w:leader="dot" w:pos="9678"/>
             </w:tabs>
+            <w:spacing w:after="0" w:line="240" w:lineRule="auto"/>
             <w:rPr>
               <w:rFonts w:ascii="Times New Roman" w:eastAsia="Times New Roman" w:hAnsi="Times New Roman" w:cs="Times New Roman"/>
               <w:color w:val="000000"/>
@@ -1489,6 +1619,7 @@
           <w:hyperlink w:anchor="_Toc213829559" w:history="1">
             <w:r>
               <w:rPr>
+                <w:rFonts w:ascii="Times New Roman" w:hAnsi="Times New Roman" w:cs="Times New Roman"/>
                 <w:color w:val="000000"/>
                 <w:sz w:val="28"/>
                 <w:szCs w:val="28"/>
@@ -1553,13 +1684,14 @@
             <w:r>
               <w:rPr>
                 <w:rFonts w:ascii="Times New Roman" w:eastAsia="Times New Roman" w:hAnsi="Times New Roman" w:cs="Times New Roman"/>
+                <w:noProof/>
                 <w:webHidden/>
                 <w:color w:val="000000"/>
                 <w:sz w:val="28"/>
                 <w:szCs w:val="28"/>
                 <w:lang w:val="ru-RU"/>
               </w:rPr>
-              <w:t>8</w:t>
+              <w:t>12</w:t>
             </w:r>
             <w:r>
               <w:rPr>
@@ -1580,6 +1712,7 @@
             <w:tabs>
               <w:tab w:val="right" w:leader="dot" w:pos="9678"/>
             </w:tabs>
+            <w:spacing w:after="0" w:line="240" w:lineRule="auto"/>
             <w:rPr>
               <w:rFonts w:ascii="Times New Roman" w:eastAsia="Times New Roman" w:hAnsi="Times New Roman" w:cs="Times New Roman"/>
               <w:color w:val="000000"/>
@@ -1591,6 +1724,7 @@
           <w:hyperlink w:anchor="_Toc213829560" w:history="1">
             <w:r>
               <w:rPr>
+                <w:rFonts w:ascii="Times New Roman" w:hAnsi="Times New Roman" w:cs="Times New Roman"/>
                 <w:color w:val="000000"/>
                 <w:sz w:val="28"/>
                 <w:szCs w:val="28"/>
@@ -1655,13 +1789,14 @@
             <w:r>
               <w:rPr>
                 <w:rFonts w:ascii="Times New Roman" w:eastAsia="Times New Roman" w:hAnsi="Times New Roman" w:cs="Times New Roman"/>
+                <w:noProof/>
                 <w:webHidden/>
                 <w:color w:val="000000"/>
                 <w:sz w:val="28"/>
                 <w:szCs w:val="28"/>
                 <w:lang w:val="ru-RU"/>
               </w:rPr>
-              <w:t>9</w:t>
+              <w:t>13</w:t>
             </w:r>
             <w:r>
               <w:rPr>
@@ -1682,6 +1817,7 @@
             <w:tabs>
               <w:tab w:val="right" w:leader="dot" w:pos="9678"/>
             </w:tabs>
+            <w:spacing w:after="0" w:line="240" w:lineRule="auto"/>
             <w:rPr>
               <w:rFonts w:ascii="Times New Roman" w:eastAsia="Times New Roman" w:hAnsi="Times New Roman" w:cs="Times New Roman"/>
               <w:color w:val="000000"/>
@@ -1693,6 +1829,7 @@
           <w:hyperlink w:anchor="_Toc213829561" w:history="1">
             <w:r>
               <w:rPr>
+                <w:rFonts w:ascii="Times New Roman" w:hAnsi="Times New Roman" w:cs="Times New Roman"/>
                 <w:color w:val="000000"/>
                 <w:sz w:val="28"/>
                 <w:szCs w:val="28"/>
@@ -1757,13 +1894,14 @@
             <w:r>
               <w:rPr>
                 <w:rFonts w:ascii="Times New Roman" w:eastAsia="Times New Roman" w:hAnsi="Times New Roman" w:cs="Times New Roman"/>
+                <w:noProof/>
                 <w:webHidden/>
                 <w:color w:val="000000"/>
                 <w:sz w:val="28"/>
                 <w:szCs w:val="28"/>
                 <w:lang w:val="ru-RU"/>
               </w:rPr>
-              <w:t>9</w:t>
+              <w:t>13</w:t>
             </w:r>
             <w:r>
               <w:rPr>
@@ -1784,6 +1922,7 @@
             <w:tabs>
               <w:tab w:val="right" w:leader="dot" w:pos="9678"/>
             </w:tabs>
+            <w:spacing w:after="0" w:line="240" w:lineRule="auto"/>
             <w:rPr>
               <w:rFonts w:ascii="Times New Roman" w:eastAsia="Times New Roman" w:hAnsi="Times New Roman" w:cs="Times New Roman"/>
               <w:color w:val="000000"/>
@@ -1795,6 +1934,7 @@
           <w:hyperlink w:anchor="_Toc213829562" w:history="1">
             <w:r>
               <w:rPr>
+                <w:rFonts w:ascii="Times New Roman" w:hAnsi="Times New Roman" w:cs="Times New Roman"/>
                 <w:color w:val="000000"/>
                 <w:sz w:val="28"/>
                 <w:szCs w:val="28"/>
@@ -1859,13 +1999,14 @@
             <w:r>
               <w:rPr>
                 <w:rFonts w:ascii="Times New Roman" w:eastAsia="Times New Roman" w:hAnsi="Times New Roman" w:cs="Times New Roman"/>
+                <w:noProof/>
                 <w:webHidden/>
                 <w:color w:val="000000"/>
                 <w:sz w:val="28"/>
                 <w:szCs w:val="28"/>
                 <w:lang w:val="ru-RU"/>
               </w:rPr>
-              <w:t>10</w:t>
+              <w:t>14</w:t>
             </w:r>
             <w:r>
               <w:rPr>
@@ -1886,6 +2027,7 @@
             <w:tabs>
               <w:tab w:val="right" w:leader="dot" w:pos="9678"/>
             </w:tabs>
+            <w:spacing w:after="0" w:line="240" w:lineRule="auto"/>
             <w:rPr>
               <w:rFonts w:ascii="Times New Roman" w:eastAsia="Times New Roman" w:hAnsi="Times New Roman" w:cs="Times New Roman"/>
               <w:color w:val="000000"/>
@@ -1897,6 +2039,7 @@
           <w:hyperlink w:anchor="_Toc213829563" w:history="1">
             <w:r>
               <w:rPr>
+                <w:rFonts w:ascii="Times New Roman" w:hAnsi="Times New Roman" w:cs="Times New Roman"/>
                 <w:color w:val="000000"/>
                 <w:sz w:val="28"/>
                 <w:szCs w:val="28"/>
@@ -1961,13 +2104,14 @@
             <w:r>
               <w:rPr>
                 <w:rFonts w:ascii="Times New Roman" w:eastAsia="Times New Roman" w:hAnsi="Times New Roman" w:cs="Times New Roman"/>
+                <w:noProof/>
                 <w:webHidden/>
                 <w:color w:val="000000"/>
                 <w:sz w:val="28"/>
                 <w:szCs w:val="28"/>
                 <w:lang w:val="ru-RU"/>
               </w:rPr>
-              <w:t>10</w:t>
+              <w:t>14</w:t>
             </w:r>
             <w:r>
               <w:rPr>
@@ -1988,6 +2132,7 @@
             <w:tabs>
               <w:tab w:val="right" w:leader="dot" w:pos="9678"/>
             </w:tabs>
+            <w:spacing w:after="0" w:line="240" w:lineRule="auto"/>
             <w:rPr>
               <w:rFonts w:ascii="Times New Roman" w:eastAsia="Times New Roman" w:hAnsi="Times New Roman" w:cs="Times New Roman"/>
               <w:color w:val="000000"/>
@@ -1999,12 +2144,23 @@
           <w:hyperlink w:anchor="_Toc213829564" w:history="1">
             <w:r>
               <w:rPr>
+                <w:rFonts w:ascii="Times New Roman" w:hAnsi="Times New Roman" w:cs="Times New Roman"/>
                 <w:color w:val="000000"/>
                 <w:sz w:val="28"/>
                 <w:szCs w:val="28"/>
                 <w:lang w:val="ru-RU"/>
               </w:rPr>
-              <w:t>4 ЗАКЛЮЧЕНИЕ</w:t>
+              <w:t>4 З</w:t>
+            </w:r>
+            <w:r>
+              <w:rPr>
+                <w:rFonts w:ascii="Times New Roman" w:hAnsi="Times New Roman" w:cs="Times New Roman"/>
+                <w:color w:val="000000"/>
+                <w:sz w:val="28"/>
+                <w:szCs w:val="28"/>
+                <w:lang w:val="ru-RU"/>
+              </w:rPr>
+              <w:t>аключение</w:t>
             </w:r>
             <w:r>
               <w:rPr>
@@ -2063,13 +2219,14 @@
             <w:r>
               <w:rPr>
                 <w:rFonts w:ascii="Times New Roman" w:eastAsia="Times New Roman" w:hAnsi="Times New Roman" w:cs="Times New Roman"/>
+                <w:noProof/>
                 <w:webHidden/>
                 <w:color w:val="000000"/>
                 <w:sz w:val="28"/>
                 <w:szCs w:val="28"/>
                 <w:lang w:val="ru-RU"/>
               </w:rPr>
-              <w:t>12</w:t>
+              <w:t>16</w:t>
             </w:r>
             <w:r>
               <w:rPr>
@@ -2144,7 +2301,8 @@
           <w:lang w:val="ru-RU"/>
         </w:rPr>
       </w:pPr>
-      <w:bookmarkStart w:id="1" w:name="_Toc213829551"/>
+      <w:bookmarkStart w:id="3" w:name="_Toc213829551"/>
+      <w:bookmarkEnd w:id="1"/>
       <w:r>
         <w:rPr>
           <w:rFonts w:ascii="Times New Roman" w:eastAsia="Times New Roman" w:hAnsi="Times New Roman" w:cs="Times New Roman"/>
@@ -2154,8 +2312,8 @@
         <w:lastRenderedPageBreak/>
         <w:t>ВВЕДЕНИЕ</w:t>
       </w:r>
-      <w:bookmarkEnd w:id="0"/>
-      <w:bookmarkEnd w:id="1"/>
+      <w:bookmarkEnd w:id="2"/>
+      <w:bookmarkEnd w:id="3"/>
     </w:p>
     <w:p>
       <w:pPr>
@@ -2299,6 +2457,7 @@
     </w:p>
     <w:p>
       <w:pPr>
+        <w:spacing w:after="0" w:line="240" w:lineRule="auto"/>
         <w:rPr>
           <w:rFonts w:ascii="Times New Roman" w:eastAsia="Times New Roman" w:hAnsi="Times New Roman" w:cs="Times New Roman"/>
           <w:b/>
@@ -2309,7 +2468,7 @@
           <w:lang w:val="ru-RU"/>
         </w:rPr>
       </w:pPr>
-      <w:bookmarkStart w:id="2" w:name="bookmark_user_req"/>
+      <w:bookmarkStart w:id="4" w:name="bookmark_user_req"/>
       <w:r>
         <w:rPr>
           <w:rFonts w:ascii="Times New Roman" w:eastAsia="Times New Roman" w:hAnsi="Times New Roman" w:cs="Times New Roman"/>
@@ -2331,11 +2490,12 @@
           <w:lang w:val="ru-RU"/>
         </w:rPr>
       </w:pPr>
-      <w:bookmarkStart w:id="3" w:name="_Toc213829552"/>
-      <w:r>
-        <w:rPr>
-          <w:rFonts w:ascii="Times New Roman" w:eastAsia="Times New Roman" w:hAnsi="Times New Roman" w:cs="Times New Roman"/>
-          <w:color w:val="000000"/>
+      <w:bookmarkStart w:id="5" w:name="_Toc213829552"/>
+      <w:r>
+        <w:rPr>
+          <w:rFonts w:ascii="Times New Roman" w:eastAsia="Times New Roman" w:hAnsi="Times New Roman" w:cs="Times New Roman"/>
+          <w:color w:val="000000"/>
+          <w:lang w:val="ru-RU"/>
         </w:rPr>
         <w:lastRenderedPageBreak/>
         <w:t>1</w:t>
@@ -2356,8 +2516,8 @@
         </w:rPr>
         <w:t>ТРЕБОВАНИЯ ПОЛЬЗОВАТЕЛЯ</w:t>
       </w:r>
-      <w:bookmarkEnd w:id="2"/>
-      <w:bookmarkEnd w:id="3"/>
+      <w:bookmarkEnd w:id="4"/>
+      <w:bookmarkEnd w:id="5"/>
     </w:p>
     <w:p>
       <w:pPr>
@@ -2381,14 +2541,15 @@
           <w:lang w:val="ru-RU"/>
         </w:rPr>
       </w:pPr>
-      <w:bookmarkStart w:id="4" w:name="bookmark_interfaces"/>
-      <w:bookmarkStart w:id="5" w:name="_Toc213829553"/>
-      <w:r>
-        <w:rPr>
-          <w:rFonts w:ascii="Times New Roman" w:eastAsia="Times New Roman" w:hAnsi="Times New Roman" w:cs="Times New Roman"/>
-          <w:color w:val="000000"/>
-          <w:sz w:val="28"/>
-          <w:szCs w:val="28"/>
+      <w:bookmarkStart w:id="6" w:name="bookmark_interfaces"/>
+      <w:bookmarkStart w:id="7" w:name="_Toc213829553"/>
+      <w:r>
+        <w:rPr>
+          <w:rFonts w:ascii="Times New Roman" w:eastAsia="Times New Roman" w:hAnsi="Times New Roman" w:cs="Times New Roman"/>
+          <w:color w:val="000000"/>
+          <w:sz w:val="28"/>
+          <w:szCs w:val="28"/>
+          <w:lang w:val="ru-RU"/>
         </w:rPr>
         <w:t>1</w:t>
       </w:r>
@@ -2402,8 +2563,8 @@
         </w:rPr>
         <w:t>.1 Программные интерфейсы</w:t>
       </w:r>
-      <w:bookmarkEnd w:id="4"/>
-      <w:bookmarkEnd w:id="5"/>
+      <w:bookmarkEnd w:id="6"/>
+      <w:bookmarkEnd w:id="7"/>
     </w:p>
     <w:p>
       <w:pPr>
@@ -2601,7 +2762,8 @@
         <w:ind w:firstLine="709"/>
         <w:jc w:val="both"/>
         <w:rPr>
-          <w:rFonts w:ascii="Times New Roman" w:hAnsi="Times New Roman" w:cs="Times New Roman"/>
+          <w:rFonts w:ascii="Times New Roman" w:eastAsia="Times New Roman" w:hAnsi="Times New Roman" w:cs="Times New Roman"/>
+          <w:color w:val="000000"/>
           <w:sz w:val="28"/>
           <w:szCs w:val="28"/>
           <w:lang w:val="ru-RU"/>
@@ -2667,92 +2829,6 @@
         <w:ind w:firstLine="709"/>
         <w:jc w:val="both"/>
         <w:rPr>
-          <w:rFonts w:ascii="Times New Roman" w:eastAsia="Times New Roman" w:hAnsi="Times New Roman" w:cs="Times New Roman"/>
-          <w:color w:val="000000"/>
-          <w:sz w:val="28"/>
-          <w:szCs w:val="28"/>
-          <w:lang w:val="ru-RU"/>
-        </w:rPr>
-      </w:pPr>
-      <w:r>
-        <w:rPr>
-          <w:rFonts w:ascii="Times New Roman" w:eastAsia="Times New Roman" w:hAnsi="Times New Roman" w:cs="Times New Roman"/>
-          <w:color w:val="000000"/>
-          <w:sz w:val="28"/>
-          <w:szCs w:val="28"/>
-          <w:lang w:val="ru-RU"/>
-        </w:rPr>
-        <w:t>Веб-браузер (</w:t>
-      </w:r>
-      <w:r>
-        <w:rPr>
-          <w:rFonts w:ascii="Times New Roman" w:eastAsia="Times New Roman" w:hAnsi="Times New Roman" w:cs="Times New Roman"/>
-          <w:color w:val="000000"/>
-          <w:sz w:val="28"/>
-          <w:szCs w:val="28"/>
-        </w:rPr>
-        <w:t>Chrome</w:t>
-      </w:r>
-      <w:r>
-        <w:rPr>
-          <w:rFonts w:ascii="Times New Roman" w:eastAsia="Times New Roman" w:hAnsi="Times New Roman" w:cs="Times New Roman"/>
-          <w:color w:val="000000"/>
-          <w:sz w:val="28"/>
-          <w:szCs w:val="28"/>
-          <w:lang w:val="ru-RU"/>
-        </w:rPr>
-        <w:t xml:space="preserve">, </w:t>
-      </w:r>
-      <w:r>
-        <w:rPr>
-          <w:rFonts w:ascii="Times New Roman" w:eastAsia="Times New Roman" w:hAnsi="Times New Roman" w:cs="Times New Roman"/>
-          <w:color w:val="000000"/>
-          <w:sz w:val="28"/>
-          <w:szCs w:val="28"/>
-        </w:rPr>
-        <w:t>Firefox</w:t>
-      </w:r>
-      <w:r>
-        <w:rPr>
-          <w:rFonts w:ascii="Times New Roman" w:eastAsia="Times New Roman" w:hAnsi="Times New Roman" w:cs="Times New Roman"/>
-          <w:color w:val="000000"/>
-          <w:sz w:val="28"/>
-          <w:szCs w:val="28"/>
-          <w:lang w:val="ru-RU"/>
-        </w:rPr>
-        <w:t xml:space="preserve">, </w:t>
-      </w:r>
-      <w:r>
-        <w:rPr>
-          <w:rFonts w:ascii="Times New Roman" w:eastAsia="Times New Roman" w:hAnsi="Times New Roman" w:cs="Times New Roman"/>
-          <w:color w:val="000000"/>
-          <w:sz w:val="28"/>
-          <w:szCs w:val="28"/>
-        </w:rPr>
-        <w:t>Edge</w:t>
-      </w:r>
-      <w:r>
-        <w:rPr>
-          <w:rFonts w:ascii="Times New Roman" w:eastAsia="Times New Roman" w:hAnsi="Times New Roman" w:cs="Times New Roman"/>
-          <w:color w:val="000000"/>
-          <w:sz w:val="28"/>
-          <w:szCs w:val="28"/>
-          <w:lang w:val="ru-RU"/>
-        </w:rPr>
-        <w:t>) — для веб-версии игры</w:t>
-      </w:r>
-    </w:p>
-    <w:p>
-      <w:pPr>
-        <w:pStyle w:val="a0"/>
-        <w:numPr>
-          <w:ilvl w:val="0"/>
-          <w:numId w:val="0"/>
-        </w:numPr>
-        <w:spacing w:after="0" w:line="240" w:lineRule="auto"/>
-        <w:ind w:firstLine="709"/>
-        <w:jc w:val="both"/>
-        <w:rPr>
           <w:rFonts w:ascii="Times New Roman" w:hAnsi="Times New Roman" w:cs="Times New Roman"/>
           <w:sz w:val="28"/>
           <w:szCs w:val="28"/>
@@ -2774,14 +2850,15 @@
           <w:lang w:val="ru-RU"/>
         </w:rPr>
       </w:pPr>
-      <w:bookmarkStart w:id="6" w:name="bookmark_ui"/>
-      <w:bookmarkStart w:id="7" w:name="_Toc213829554"/>
-      <w:r>
-        <w:rPr>
-          <w:rFonts w:ascii="Times New Roman" w:eastAsia="Times New Roman" w:hAnsi="Times New Roman" w:cs="Times New Roman"/>
-          <w:color w:val="000000"/>
-          <w:sz w:val="28"/>
-          <w:szCs w:val="28"/>
+      <w:bookmarkStart w:id="8" w:name="bookmark_ui"/>
+      <w:bookmarkStart w:id="9" w:name="_Toc213829554"/>
+      <w:r>
+        <w:rPr>
+          <w:rFonts w:ascii="Times New Roman" w:eastAsia="Times New Roman" w:hAnsi="Times New Roman" w:cs="Times New Roman"/>
+          <w:color w:val="000000"/>
+          <w:sz w:val="28"/>
+          <w:szCs w:val="28"/>
+          <w:lang w:val="ru-RU"/>
         </w:rPr>
         <w:t>1</w:t>
       </w:r>
@@ -2795,11 +2872,12 @@
         </w:rPr>
         <w:t>.2 Интерфейс пользователя</w:t>
       </w:r>
-      <w:bookmarkEnd w:id="6"/>
-      <w:bookmarkEnd w:id="7"/>
+      <w:bookmarkEnd w:id="8"/>
+      <w:bookmarkEnd w:id="9"/>
     </w:p>
     <w:p>
       <w:pPr>
+        <w:spacing w:after="0" w:line="240" w:lineRule="auto"/>
         <w:rPr>
           <w:lang w:val="ru-RU"/>
         </w:rPr>
@@ -2889,7 +2967,7 @@
     <w:p>
       <w:pPr>
         <w:spacing w:after="0" w:line="240" w:lineRule="auto"/>
-        <w:ind w:firstLine="709"/>
+        <w:ind w:hanging="142"/>
         <w:jc w:val="both"/>
         <w:rPr>
           <w:rFonts w:ascii="Times New Roman" w:hAnsi="Times New Roman" w:cs="Times New Roman"/>
@@ -2898,6 +2976,15 @@
           <w:lang w:val="ru-RU"/>
         </w:rPr>
       </w:pPr>
+      <w:r>
+        <w:rPr>
+          <w:rFonts w:ascii="Times New Roman" w:hAnsi="Times New Roman" w:cs="Times New Roman"/>
+          <w:sz w:val="28"/>
+          <w:szCs w:val="28"/>
+          <w:lang w:val="ru-RU"/>
+        </w:rPr>
+        <w:t>Таблица 1 – Действие – Реакция</w:t>
+      </w:r>
     </w:p>
     <w:tbl>
       <w:tblPr>
@@ -3637,40 +3724,74 @@
     <w:p>
       <w:pPr>
         <w:spacing w:after="0" w:line="240" w:lineRule="auto"/>
-        <w:ind w:firstLine="709"/>
-        <w:jc w:val="both"/>
-        <w:rPr>
-          <w:rFonts w:ascii="Times New Roman" w:hAnsi="Times New Roman" w:cs="Times New Roman"/>
-          <w:sz w:val="28"/>
-          <w:szCs w:val="28"/>
-          <w:lang w:val="ru-RU"/>
-        </w:rPr>
-      </w:pPr>
+        <w:rPr>
+          <w:rFonts w:ascii="Times New Roman" w:eastAsia="Times New Roman" w:hAnsi="Times New Roman" w:cs="Times New Roman"/>
+          <w:color w:val="000000"/>
+          <w:sz w:val="28"/>
+          <w:szCs w:val="28"/>
+          <w:lang w:val="ru-RU"/>
+        </w:rPr>
+      </w:pPr>
+      <w:bookmarkStart w:id="10" w:name="bookmark_users"/>
     </w:p>
     <w:p>
       <w:pPr>
-        <w:rPr>
-          <w:rFonts w:ascii="Times New Roman" w:eastAsia="Times New Roman" w:hAnsi="Times New Roman" w:cs="Times New Roman"/>
-          <w:color w:val="000000"/>
-          <w:sz w:val="28"/>
-          <w:szCs w:val="28"/>
-          <w:lang w:val="ru-RU"/>
-        </w:rPr>
-      </w:pPr>
-      <w:bookmarkStart w:id="8" w:name="bookmark_users"/>
-      <w:r>
-        <w:rPr>
-          <w:rFonts w:ascii="Times New Roman" w:eastAsia="Times New Roman" w:hAnsi="Times New Roman" w:cs="Times New Roman"/>
-          <w:color w:val="000000"/>
-          <w:sz w:val="28"/>
-          <w:szCs w:val="28"/>
-          <w:lang w:val="ru-RU"/>
-        </w:rPr>
-        <w:br w:type="page"/>
+        <w:spacing w:after="0" w:line="240" w:lineRule="auto"/>
+        <w:ind w:firstLine="720"/>
+        <w:rPr>
+          <w:rFonts w:ascii="Times New Roman" w:eastAsia="Times New Roman" w:hAnsi="Times New Roman" w:cs="Times New Roman"/>
+          <w:color w:val="000000"/>
+          <w:sz w:val="28"/>
+          <w:szCs w:val="28"/>
+          <w:lang w:val="ru-RU"/>
+        </w:rPr>
+      </w:pPr>
+      <w:proofErr w:type="spellStart"/>
+      <w:r>
+        <w:rPr>
+          <w:rFonts w:ascii="Times New Roman" w:eastAsia="Times New Roman" w:hAnsi="Times New Roman" w:cs="Times New Roman"/>
+          <w:color w:val="000000"/>
+          <w:sz w:val="28"/>
+          <w:szCs w:val="28"/>
+          <w:lang w:val="ru-RU"/>
+        </w:rPr>
+        <w:t>Мокапы</w:t>
+      </w:r>
+      <w:proofErr w:type="spellEnd"/>
+      <w:r>
+        <w:rPr>
+          <w:rFonts w:ascii="Times New Roman" w:eastAsia="Times New Roman" w:hAnsi="Times New Roman" w:cs="Times New Roman"/>
+          <w:color w:val="000000"/>
+          <w:sz w:val="28"/>
+          <w:szCs w:val="28"/>
+          <w:lang w:val="ru-RU"/>
+        </w:rPr>
+        <w:t xml:space="preserve"> </w:t>
+      </w:r>
+      <w:r>
+        <w:rPr>
+          <w:rFonts w:ascii="Times New Roman" w:eastAsia="Times New Roman" w:hAnsi="Times New Roman" w:cs="Times New Roman"/>
+          <w:color w:val="000000"/>
+          <w:sz w:val="28"/>
+          <w:szCs w:val="28"/>
+          <w:lang w:val="ru-RU"/>
+        </w:rPr>
+        <w:t>описывающие основные игровые панели и окна</w:t>
+      </w:r>
+      <w:r>
+        <w:rPr>
+          <w:rFonts w:ascii="Times New Roman" w:eastAsia="Times New Roman" w:hAnsi="Times New Roman" w:cs="Times New Roman"/>
+          <w:color w:val="000000"/>
+          <w:sz w:val="28"/>
+          <w:szCs w:val="28"/>
+          <w:lang w:val="ru-RU"/>
+        </w:rPr>
+        <w:t xml:space="preserve"> представлены на рисунках 1-4.</w:t>
       </w:r>
     </w:p>
     <w:p>
       <w:pPr>
+        <w:spacing w:after="0" w:line="240" w:lineRule="auto"/>
         <w:rPr>
           <w:rFonts w:ascii="Times New Roman" w:eastAsia="Times New Roman" w:hAnsi="Times New Roman" w:cs="Times New Roman"/>
           <w:b/>
@@ -3681,42 +3802,10 @@
           <w:lang w:val="ru-RU"/>
         </w:rPr>
       </w:pPr>
-      <w:proofErr w:type="spellStart"/>
-      <w:r>
-        <w:rPr>
-          <w:rFonts w:ascii="Times New Roman" w:eastAsia="Times New Roman" w:hAnsi="Times New Roman" w:cs="Times New Roman"/>
-          <w:color w:val="000000"/>
-          <w:sz w:val="28"/>
-          <w:szCs w:val="28"/>
-          <w:lang w:val="ru-RU"/>
-        </w:rPr>
-        <w:lastRenderedPageBreak/>
-        <w:t>Мокапы</w:t>
-      </w:r>
-      <w:proofErr w:type="spellEnd"/>
-      <w:r>
-        <w:rPr>
-          <w:rFonts w:ascii="Times New Roman" w:eastAsia="Times New Roman" w:hAnsi="Times New Roman" w:cs="Times New Roman"/>
-          <w:color w:val="000000"/>
-          <w:sz w:val="28"/>
-          <w:szCs w:val="28"/>
-          <w:lang w:val="ru-RU"/>
-        </w:rPr>
-        <w:t xml:space="preserve"> </w:t>
-      </w:r>
-      <w:r>
-        <w:rPr>
-          <w:rFonts w:ascii="Times New Roman" w:eastAsia="Times New Roman" w:hAnsi="Times New Roman" w:cs="Times New Roman"/>
-          <w:color w:val="000000"/>
-          <w:sz w:val="28"/>
-          <w:szCs w:val="28"/>
-          <w:lang w:val="ru-RU"/>
-        </w:rPr>
-        <w:t>описывающие основные игровые панели и окна.</w:t>
-      </w:r>
     </w:p>
     <w:p>
       <w:pPr>
+        <w:spacing w:after="0" w:line="240" w:lineRule="auto"/>
         <w:jc w:val="center"/>
         <w:rPr>
           <w:rFonts w:ascii="Times New Roman" w:eastAsia="Times New Roman" w:hAnsi="Times New Roman" w:cs="Times New Roman"/>
@@ -3731,9 +3820,9 @@
           <w:noProof/>
         </w:rPr>
         <w:drawing>
-          <wp:inline distT="0" distB="0" distL="0" distR="0" wp14:anchorId="4E733A23" wp14:editId="57940E57">
-            <wp:extent cx="5581816" cy="3673438"/>
-            <wp:effectExtent l="0" t="0" r="0" b="3810"/>
+          <wp:inline distT="0" distB="0" distL="0" distR="0" wp14:anchorId="4E733A23" wp14:editId="260B8DA3">
+            <wp:extent cx="5533588" cy="3641698"/>
+            <wp:effectExtent l="0" t="0" r="0" b="0"/>
             <wp:docPr id="596932378" name="Рисунок 1"/>
             <wp:cNvGraphicFramePr>
               <a:graphicFrameLocks xmlns:a="http://schemas.openxmlformats.org/drawingml/2006/main" noChangeAspect="1"/>
@@ -3763,7 +3852,7 @@
                   <pic:spPr bwMode="auto">
                     <a:xfrm>
                       <a:off x="0" y="0"/>
-                      <a:ext cx="5586073" cy="3676239"/>
+                      <a:ext cx="5556277" cy="3656629"/>
                     </a:xfrm>
                     <a:prstGeom prst="rect">
                       <a:avLst/>
@@ -3782,6 +3871,7 @@
     </w:p>
     <w:p>
       <w:pPr>
+        <w:spacing w:after="0" w:line="240" w:lineRule="auto"/>
         <w:jc w:val="center"/>
         <w:rPr>
           <w:rFonts w:ascii="Times New Roman" w:eastAsia="Times New Roman" w:hAnsi="Times New Roman" w:cs="Times New Roman"/>
@@ -3791,19 +3881,10 @@
           <w:lang w:val="ru-RU"/>
         </w:rPr>
       </w:pPr>
-      <w:r>
-        <w:rPr>
-          <w:rFonts w:ascii="Times New Roman" w:eastAsia="Times New Roman" w:hAnsi="Times New Roman" w:cs="Times New Roman"/>
-          <w:color w:val="000000"/>
-          <w:sz w:val="28"/>
-          <w:szCs w:val="28"/>
-          <w:lang w:val="ru-RU"/>
-        </w:rPr>
-        <w:t>Рисунок 1-главное меню</w:t>
-      </w:r>
     </w:p>
     <w:p>
       <w:pPr>
+        <w:spacing w:after="0" w:line="240" w:lineRule="auto"/>
         <w:jc w:val="center"/>
         <w:rPr>
           <w:rFonts w:ascii="Times New Roman" w:eastAsia="Times New Roman" w:hAnsi="Times New Roman" w:cs="Times New Roman"/>
@@ -3815,12 +3896,88 @@
       </w:pPr>
       <w:r>
         <w:rPr>
+          <w:rFonts w:ascii="Times New Roman" w:eastAsia="Times New Roman" w:hAnsi="Times New Roman" w:cs="Times New Roman"/>
+          <w:color w:val="000000"/>
+          <w:sz w:val="28"/>
+          <w:szCs w:val="28"/>
+          <w:lang w:val="ru-RU"/>
+        </w:rPr>
+        <w:t>Рисунок 1</w:t>
+      </w:r>
+      <w:r>
+        <w:rPr>
+          <w:rFonts w:ascii="Times New Roman" w:eastAsia="Times New Roman" w:hAnsi="Times New Roman" w:cs="Times New Roman"/>
+          <w:color w:val="000000"/>
+          <w:sz w:val="28"/>
+          <w:szCs w:val="28"/>
+          <w:lang w:val="ru-RU"/>
+        </w:rPr>
+        <w:t xml:space="preserve"> </w:t>
+      </w:r>
+      <w:r>
+        <w:rPr>
+          <w:rFonts w:ascii="Times New Roman" w:eastAsia="Times New Roman" w:hAnsi="Times New Roman" w:cs="Times New Roman"/>
+          <w:color w:val="000000"/>
+          <w:sz w:val="28"/>
+          <w:szCs w:val="28"/>
+          <w:lang w:val="ru-RU"/>
+        </w:rPr>
+        <w:t>-</w:t>
+      </w:r>
+      <w:r>
+        <w:rPr>
+          <w:rFonts w:ascii="Times New Roman" w:eastAsia="Times New Roman" w:hAnsi="Times New Roman" w:cs="Times New Roman"/>
+          <w:color w:val="000000"/>
+          <w:sz w:val="28"/>
+          <w:szCs w:val="28"/>
+          <w:lang w:val="ru-RU"/>
+        </w:rPr>
+        <w:t xml:space="preserve"> Г</w:t>
+      </w:r>
+      <w:r>
+        <w:rPr>
+          <w:rFonts w:ascii="Times New Roman" w:eastAsia="Times New Roman" w:hAnsi="Times New Roman" w:cs="Times New Roman"/>
+          <w:color w:val="000000"/>
+          <w:sz w:val="28"/>
+          <w:szCs w:val="28"/>
+          <w:lang w:val="ru-RU"/>
+        </w:rPr>
+        <w:t>лавное меню</w:t>
+      </w:r>
+    </w:p>
+    <w:p>
+      <w:pPr>
+        <w:spacing w:after="0" w:line="240" w:lineRule="auto"/>
+        <w:jc w:val="center"/>
+        <w:rPr>
+          <w:rFonts w:ascii="Times New Roman" w:eastAsia="Times New Roman" w:hAnsi="Times New Roman" w:cs="Times New Roman"/>
+          <w:color w:val="000000"/>
+          <w:sz w:val="28"/>
+          <w:szCs w:val="28"/>
+          <w:lang w:val="ru-RU"/>
+        </w:rPr>
+      </w:pPr>
+    </w:p>
+    <w:p>
+      <w:pPr>
+        <w:spacing w:after="0" w:line="240" w:lineRule="auto"/>
+        <w:jc w:val="center"/>
+        <w:rPr>
+          <w:rFonts w:ascii="Times New Roman" w:eastAsia="Times New Roman" w:hAnsi="Times New Roman" w:cs="Times New Roman"/>
+          <w:color w:val="000000"/>
+          <w:sz w:val="28"/>
+          <w:szCs w:val="28"/>
+          <w:lang w:val="ru-RU"/>
+        </w:rPr>
+      </w:pPr>
+      <w:r>
+        <w:rPr>
           <w:noProof/>
         </w:rPr>
         <w:drawing>
-          <wp:inline distT="0" distB="0" distL="0" distR="0" wp14:anchorId="0B13048F" wp14:editId="0F549C06">
-            <wp:extent cx="5635378" cy="3586038"/>
-            <wp:effectExtent l="0" t="0" r="3810" b="0"/>
+          <wp:inline distT="0" distB="0" distL="0" distR="0" wp14:anchorId="0B13048F" wp14:editId="7BB3CA1C">
+            <wp:extent cx="5526157" cy="3516536"/>
+            <wp:effectExtent l="0" t="0" r="0" b="8255"/>
             <wp:docPr id="1881866925" name="Рисунок 2"/>
             <wp:cNvGraphicFramePr>
               <a:graphicFrameLocks xmlns:a="http://schemas.openxmlformats.org/drawingml/2006/main" noChangeAspect="1"/>
@@ -3850,7 +4007,7 @@
                   <pic:spPr bwMode="auto">
                     <a:xfrm>
                       <a:off x="0" y="0"/>
-                      <a:ext cx="5662325" cy="3603185"/>
+                      <a:ext cx="5593373" cy="3559309"/>
                     </a:xfrm>
                     <a:prstGeom prst="rect">
                       <a:avLst/>
@@ -3869,6 +4026,7 @@
     </w:p>
     <w:p>
       <w:pPr>
+        <w:spacing w:after="0" w:line="240" w:lineRule="auto"/>
         <w:jc w:val="center"/>
         <w:rPr>
           <w:rFonts w:ascii="Times New Roman" w:eastAsia="Times New Roman" w:hAnsi="Times New Roman" w:cs="Times New Roman"/>
@@ -3878,29 +4036,53 @@
           <w:lang w:val="ru-RU"/>
         </w:rPr>
       </w:pPr>
-      <w:r>
-        <w:rPr>
-          <w:rFonts w:ascii="Times New Roman" w:eastAsia="Times New Roman" w:hAnsi="Times New Roman" w:cs="Times New Roman"/>
-          <w:color w:val="000000"/>
-          <w:sz w:val="28"/>
-          <w:szCs w:val="28"/>
-          <w:lang w:val="ru-RU"/>
-        </w:rPr>
-        <w:t>Рисунок 2 – выбор героя</w:t>
-      </w:r>
-      <w:r>
-        <w:rPr>
-          <w:rFonts w:ascii="Times New Roman" w:eastAsia="Times New Roman" w:hAnsi="Times New Roman" w:cs="Times New Roman"/>
-          <w:color w:val="000000"/>
-          <w:sz w:val="28"/>
-          <w:szCs w:val="28"/>
-          <w:lang w:val="ru-RU"/>
-        </w:rPr>
-        <w:br w:type="page"/>
-      </w:r>
     </w:p>
     <w:p>
       <w:pPr>
+        <w:spacing w:after="0" w:line="240" w:lineRule="auto"/>
+        <w:jc w:val="center"/>
+        <w:rPr>
+          <w:rFonts w:ascii="Times New Roman" w:eastAsia="Times New Roman" w:hAnsi="Times New Roman" w:cs="Times New Roman"/>
+          <w:color w:val="000000"/>
+          <w:sz w:val="28"/>
+          <w:szCs w:val="28"/>
+          <w:lang w:val="ru-RU"/>
+        </w:rPr>
+      </w:pPr>
+      <w:r>
+        <w:rPr>
+          <w:rFonts w:ascii="Times New Roman" w:eastAsia="Times New Roman" w:hAnsi="Times New Roman" w:cs="Times New Roman"/>
+          <w:color w:val="000000"/>
+          <w:sz w:val="28"/>
+          <w:szCs w:val="28"/>
+          <w:lang w:val="ru-RU"/>
+        </w:rPr>
+        <w:t xml:space="preserve">Рисунок 2 – </w:t>
+      </w:r>
+      <w:r>
+        <w:rPr>
+          <w:rFonts w:ascii="Times New Roman" w:eastAsia="Times New Roman" w:hAnsi="Times New Roman" w:cs="Times New Roman"/>
+          <w:color w:val="000000"/>
+          <w:sz w:val="28"/>
+          <w:szCs w:val="28"/>
+          <w:lang w:val="ru-RU"/>
+        </w:rPr>
+        <w:t>В</w:t>
+      </w:r>
+      <w:r>
+        <w:rPr>
+          <w:rFonts w:ascii="Times New Roman" w:eastAsia="Times New Roman" w:hAnsi="Times New Roman" w:cs="Times New Roman"/>
+          <w:color w:val="000000"/>
+          <w:sz w:val="28"/>
+          <w:szCs w:val="28"/>
+          <w:lang w:val="ru-RU"/>
+        </w:rPr>
+        <w:t>ыбор героя</w:t>
+      </w:r>
+    </w:p>
+    <w:p>
+      <w:pPr>
+        <w:spacing w:after="0" w:line="240" w:lineRule="auto"/>
         <w:jc w:val="center"/>
         <w:rPr>
           <w:rFonts w:ascii="Times New Roman" w:eastAsia="Times New Roman" w:hAnsi="Times New Roman" w:cs="Times New Roman"/>
@@ -3918,9 +4100,9 @@
         </w:rPr>
         <w:lastRenderedPageBreak/>
         <w:drawing>
-          <wp:inline distT="0" distB="0" distL="0" distR="0" wp14:anchorId="3393A773" wp14:editId="16AB7AD2">
-            <wp:extent cx="4524292" cy="2710296"/>
-            <wp:effectExtent l="0" t="0" r="0" b="0"/>
+          <wp:inline distT="0" distB="0" distL="0" distR="0" wp14:anchorId="3393A773" wp14:editId="0BE63B51">
+            <wp:extent cx="4605762" cy="2759102"/>
+            <wp:effectExtent l="0" t="0" r="4445" b="3175"/>
             <wp:docPr id="222949741" name="Рисунок 3"/>
             <wp:cNvGraphicFramePr>
               <a:graphicFrameLocks xmlns:a="http://schemas.openxmlformats.org/drawingml/2006/main" noChangeAspect="1"/>
@@ -3950,7 +4132,7 @@
                   <pic:spPr bwMode="auto">
                     <a:xfrm>
                       <a:off x="0" y="0"/>
-                      <a:ext cx="4568362" cy="2736697"/>
+                      <a:ext cx="4623423" cy="2769682"/>
                     </a:xfrm>
                     <a:prstGeom prst="rect">
                       <a:avLst/>
@@ -3969,28 +4151,22 @@
     </w:p>
     <w:p>
       <w:pPr>
+        <w:spacing w:after="0" w:line="240" w:lineRule="auto"/>
         <w:jc w:val="center"/>
         <w:rPr>
           <w:rFonts w:ascii="Times New Roman" w:eastAsia="Times New Roman" w:hAnsi="Times New Roman" w:cs="Times New Roman"/>
-          <w:color w:val="000000"/>
-          <w:sz w:val="28"/>
-          <w:szCs w:val="28"/>
-          <w:lang w:val="ru-RU"/>
-        </w:rPr>
-      </w:pPr>
-      <w:r>
-        <w:rPr>
-          <w:rFonts w:ascii="Times New Roman" w:eastAsia="Times New Roman" w:hAnsi="Times New Roman" w:cs="Times New Roman"/>
-          <w:color w:val="000000"/>
-          <w:sz w:val="28"/>
-          <w:szCs w:val="28"/>
-          <w:lang w:val="ru-RU"/>
-        </w:rPr>
-        <w:t>Рисунок 3 – Меню настроек</w:t>
-      </w:r>
+          <w:b/>
+          <w:bCs/>
+          <w:color w:val="000000"/>
+          <w:sz w:val="28"/>
+          <w:szCs w:val="28"/>
+          <w:lang w:val="ru-RU"/>
+        </w:rPr>
+      </w:pPr>
     </w:p>
     <w:p>
       <w:pPr>
+        <w:spacing w:after="0" w:line="240" w:lineRule="auto"/>
         <w:jc w:val="center"/>
         <w:rPr>
           <w:rFonts w:ascii="Times New Roman" w:eastAsia="Times New Roman" w:hAnsi="Times New Roman" w:cs="Times New Roman"/>
@@ -4002,12 +4178,48 @@
       </w:pPr>
       <w:r>
         <w:rPr>
+          <w:rFonts w:ascii="Times New Roman" w:eastAsia="Times New Roman" w:hAnsi="Times New Roman" w:cs="Times New Roman"/>
+          <w:color w:val="000000"/>
+          <w:sz w:val="28"/>
+          <w:szCs w:val="28"/>
+          <w:lang w:val="ru-RU"/>
+        </w:rPr>
+        <w:t>Рисунок 3 – Меню настроек</w:t>
+      </w:r>
+    </w:p>
+    <w:p>
+      <w:pPr>
+        <w:spacing w:after="0" w:line="240" w:lineRule="auto"/>
+        <w:jc w:val="center"/>
+        <w:rPr>
+          <w:rFonts w:ascii="Times New Roman" w:eastAsia="Times New Roman" w:hAnsi="Times New Roman" w:cs="Times New Roman"/>
+          <w:color w:val="000000"/>
+          <w:sz w:val="28"/>
+          <w:szCs w:val="28"/>
+          <w:lang w:val="ru-RU"/>
+        </w:rPr>
+      </w:pPr>
+    </w:p>
+    <w:p>
+      <w:pPr>
+        <w:spacing w:after="0" w:line="240" w:lineRule="auto"/>
+        <w:jc w:val="center"/>
+        <w:rPr>
+          <w:rFonts w:ascii="Times New Roman" w:eastAsia="Times New Roman" w:hAnsi="Times New Roman" w:cs="Times New Roman"/>
+          <w:color w:val="000000"/>
+          <w:sz w:val="28"/>
+          <w:szCs w:val="28"/>
+          <w:lang w:val="ru-RU"/>
+        </w:rPr>
+      </w:pPr>
+      <w:r>
+        <w:rPr>
           <w:noProof/>
         </w:rPr>
         <w:drawing>
-          <wp:inline distT="0" distB="0" distL="0" distR="0" wp14:anchorId="3D719623" wp14:editId="21A19C04">
-            <wp:extent cx="4492487" cy="2656204"/>
-            <wp:effectExtent l="0" t="0" r="3810" b="0"/>
+          <wp:inline distT="0" distB="0" distL="0" distR="0" wp14:anchorId="3D719623" wp14:editId="674EEDFC">
+            <wp:extent cx="4626176" cy="2735249"/>
+            <wp:effectExtent l="0" t="0" r="3175" b="8255"/>
             <wp:docPr id="1651576487" name="Рисунок 4"/>
             <wp:cNvGraphicFramePr>
               <a:graphicFrameLocks xmlns:a="http://schemas.openxmlformats.org/drawingml/2006/main" noChangeAspect="1"/>
@@ -4037,7 +4249,7 @@
                   <pic:spPr bwMode="auto">
                     <a:xfrm>
                       <a:off x="0" y="0"/>
-                      <a:ext cx="4520614" cy="2672834"/>
+                      <a:ext cx="4693062" cy="2774795"/>
                     </a:xfrm>
                     <a:prstGeom prst="rect">
                       <a:avLst/>
@@ -4056,6 +4268,7 @@
     </w:p>
     <w:p>
       <w:pPr>
+        <w:spacing w:after="0" w:line="240" w:lineRule="auto"/>
         <w:jc w:val="center"/>
         <w:rPr>
           <w:rFonts w:ascii="Times New Roman" w:eastAsia="Times New Roman" w:hAnsi="Times New Roman" w:cs="Times New Roman"/>
@@ -4065,6 +4278,19 @@
           <w:lang w:val="ru-RU"/>
         </w:rPr>
       </w:pPr>
+    </w:p>
+    <w:p>
+      <w:pPr>
+        <w:spacing w:after="0" w:line="240" w:lineRule="auto"/>
+        <w:jc w:val="center"/>
+        <w:rPr>
+          <w:rFonts w:ascii="Times New Roman" w:eastAsia="Times New Roman" w:hAnsi="Times New Roman" w:cs="Times New Roman"/>
+          <w:color w:val="000000"/>
+          <w:sz w:val="28"/>
+          <w:szCs w:val="28"/>
+          <w:lang w:val="ru-RU"/>
+        </w:rPr>
+      </w:pPr>
       <w:r>
         <w:rPr>
           <w:rFonts w:ascii="Times New Roman" w:eastAsia="Times New Roman" w:hAnsi="Times New Roman" w:cs="Times New Roman"/>
@@ -4075,6 +4301,19 @@
         </w:rPr>
         <w:t>Рисунок 4 – Режим креатива</w:t>
       </w:r>
+    </w:p>
+    <w:p>
+      <w:pPr>
+        <w:spacing w:after="0" w:line="240" w:lineRule="auto"/>
+        <w:jc w:val="center"/>
+        <w:rPr>
+          <w:rFonts w:ascii="Times New Roman" w:eastAsia="Times New Roman" w:hAnsi="Times New Roman" w:cs="Times New Roman"/>
+          <w:color w:val="000000"/>
+          <w:sz w:val="28"/>
+          <w:szCs w:val="28"/>
+          <w:lang w:val="ru-RU"/>
+        </w:rPr>
+      </w:pPr>
     </w:p>
     <w:p>
       <w:pPr>
@@ -4090,13 +4329,14 @@
           <w:lang w:val="ru-RU"/>
         </w:rPr>
       </w:pPr>
-      <w:bookmarkStart w:id="9" w:name="_Toc213829555"/>
-      <w:r>
-        <w:rPr>
-          <w:rFonts w:ascii="Times New Roman" w:eastAsia="Times New Roman" w:hAnsi="Times New Roman" w:cs="Times New Roman"/>
-          <w:color w:val="000000"/>
-          <w:sz w:val="28"/>
-          <w:szCs w:val="28"/>
+      <w:bookmarkStart w:id="11" w:name="_Toc213829555"/>
+      <w:r>
+        <w:rPr>
+          <w:rFonts w:ascii="Times New Roman" w:eastAsia="Times New Roman" w:hAnsi="Times New Roman" w:cs="Times New Roman"/>
+          <w:color w:val="000000"/>
+          <w:sz w:val="28"/>
+          <w:szCs w:val="28"/>
+          <w:lang w:val="ru-RU"/>
         </w:rPr>
         <w:t>1</w:t>
       </w:r>
@@ -4110,8 +4350,8 @@
         </w:rPr>
         <w:t>.3 Характеристики пользователей</w:t>
       </w:r>
-      <w:bookmarkEnd w:id="8"/>
-      <w:bookmarkEnd w:id="9"/>
+      <w:bookmarkEnd w:id="10"/>
+      <w:bookmarkEnd w:id="11"/>
     </w:p>
     <w:p>
       <w:pPr>
@@ -4215,7 +4455,8 @@
         <w:ind w:firstLine="709"/>
         <w:jc w:val="both"/>
         <w:rPr>
-          <w:rFonts w:ascii="Times New Roman" w:hAnsi="Times New Roman" w:cs="Times New Roman"/>
+          <w:rFonts w:ascii="Times New Roman" w:eastAsia="Times New Roman" w:hAnsi="Times New Roman" w:cs="Times New Roman"/>
+          <w:color w:val="000000"/>
           <w:sz w:val="28"/>
           <w:szCs w:val="28"/>
           <w:lang w:val="ru-RU"/>
@@ -4231,128 +4472,6 @@
         </w:rPr>
         <w:t>Разработчики и модификаторы — имеют технические знания для работы с исходным кодом и модификации игры</w:t>
       </w:r>
-    </w:p>
-    <w:p>
-      <w:pPr>
-        <w:spacing w:after="0" w:line="240" w:lineRule="auto"/>
-        <w:ind w:firstLine="709"/>
-        <w:jc w:val="both"/>
-        <w:rPr>
-          <w:rFonts w:ascii="Times New Roman" w:eastAsia="Times New Roman" w:hAnsi="Times New Roman" w:cs="Times New Roman"/>
-          <w:color w:val="000000"/>
-          <w:sz w:val="28"/>
-          <w:szCs w:val="28"/>
-          <w:lang w:val="ru-RU"/>
-        </w:rPr>
-      </w:pPr>
-      <w:r>
-        <w:rPr>
-          <w:rFonts w:ascii="Times New Roman" w:eastAsia="Times New Roman" w:hAnsi="Times New Roman" w:cs="Times New Roman"/>
-          <w:color w:val="000000"/>
-          <w:sz w:val="28"/>
-          <w:szCs w:val="28"/>
-          <w:lang w:val="ru-RU"/>
-        </w:rPr>
-        <w:lastRenderedPageBreak/>
-        <w:t>Техническая грамотность: Минимальная. Игра не требует специальных технических знаний для запуска и игры. Для нативной версии (</w:t>
-      </w:r>
-      <w:r>
-        <w:rPr>
-          <w:rFonts w:ascii="Times New Roman" w:eastAsia="Times New Roman" w:hAnsi="Times New Roman" w:cs="Times New Roman"/>
-          <w:color w:val="000000"/>
-          <w:sz w:val="28"/>
-          <w:szCs w:val="28"/>
-        </w:rPr>
-        <w:t>EXE</w:t>
-      </w:r>
-      <w:r>
-        <w:rPr>
-          <w:rFonts w:ascii="Times New Roman" w:eastAsia="Times New Roman" w:hAnsi="Times New Roman" w:cs="Times New Roman"/>
-          <w:color w:val="000000"/>
-          <w:sz w:val="28"/>
-          <w:szCs w:val="28"/>
-          <w:lang w:val="ru-RU"/>
-        </w:rPr>
-        <w:t xml:space="preserve">) достаточно двойного клика по файлу. Для веб-версии требуется умение открыть файл в браузере. Для работы с исходным кодом требуется знание </w:t>
-      </w:r>
-      <w:r>
-        <w:rPr>
-          <w:rFonts w:ascii="Times New Roman" w:eastAsia="Times New Roman" w:hAnsi="Times New Roman" w:cs="Times New Roman"/>
-          <w:color w:val="000000"/>
-          <w:sz w:val="28"/>
-          <w:szCs w:val="28"/>
-        </w:rPr>
-        <w:t>Python</w:t>
-      </w:r>
-      <w:r>
-        <w:rPr>
-          <w:rFonts w:ascii="Times New Roman" w:eastAsia="Times New Roman" w:hAnsi="Times New Roman" w:cs="Times New Roman"/>
-          <w:color w:val="000000"/>
-          <w:sz w:val="28"/>
-          <w:szCs w:val="28"/>
-          <w:lang w:val="ru-RU"/>
-        </w:rPr>
-        <w:t>.</w:t>
-      </w:r>
-    </w:p>
-    <w:p>
-      <w:pPr>
-        <w:spacing w:after="0" w:line="240" w:lineRule="auto"/>
-        <w:ind w:firstLine="709"/>
-        <w:jc w:val="both"/>
-        <w:rPr>
-          <w:rFonts w:ascii="Times New Roman" w:hAnsi="Times New Roman" w:cs="Times New Roman"/>
-          <w:sz w:val="28"/>
-          <w:szCs w:val="28"/>
-          <w:lang w:val="ru-RU"/>
-        </w:rPr>
-      </w:pPr>
-    </w:p>
-    <w:p>
-      <w:pPr>
-        <w:pStyle w:val="21"/>
-        <w:spacing w:before="0" w:line="240" w:lineRule="auto"/>
-        <w:ind w:firstLine="709"/>
-        <w:jc w:val="both"/>
-        <w:rPr>
-          <w:rFonts w:ascii="Times New Roman" w:eastAsia="Times New Roman" w:hAnsi="Times New Roman" w:cs="Times New Roman"/>
-          <w:color w:val="000000"/>
-          <w:sz w:val="28"/>
-          <w:szCs w:val="28"/>
-          <w:lang w:val="ru-RU"/>
-        </w:rPr>
-      </w:pPr>
-      <w:bookmarkStart w:id="10" w:name="bookmark_assumptions"/>
-      <w:bookmarkStart w:id="11" w:name="_Toc213829556"/>
-      <w:r>
-        <w:rPr>
-          <w:rFonts w:ascii="Times New Roman" w:eastAsia="Times New Roman" w:hAnsi="Times New Roman" w:cs="Times New Roman"/>
-          <w:color w:val="000000"/>
-          <w:sz w:val="28"/>
-          <w:szCs w:val="28"/>
-        </w:rPr>
-        <w:t>1</w:t>
-      </w:r>
-      <w:r>
-        <w:rPr>
-          <w:rFonts w:ascii="Times New Roman" w:eastAsia="Times New Roman" w:hAnsi="Times New Roman" w:cs="Times New Roman"/>
-          <w:color w:val="000000"/>
-          <w:sz w:val="28"/>
-          <w:szCs w:val="28"/>
-          <w:lang w:val="ru-RU"/>
-        </w:rPr>
-        <w:t>.4 Предположения и зависимости</w:t>
-      </w:r>
-      <w:bookmarkEnd w:id="10"/>
-      <w:bookmarkEnd w:id="11"/>
-    </w:p>
-    <w:p>
-      <w:pPr>
-        <w:spacing w:after="0"/>
-        <w:rPr>
-          <w:lang w:val="ru-RU"/>
-        </w:rPr>
-      </w:pPr>
     </w:p>
     <w:p>
       <w:pPr>
@@ -4371,16 +4490,53 @@
           <w:lang w:val="ru-RU"/>
         </w:rPr>
       </w:pPr>
-      <w:r>
-        <w:rPr>
-          <w:rFonts w:ascii="Times New Roman" w:eastAsia="Times New Roman" w:hAnsi="Times New Roman" w:cs="Times New Roman"/>
-          <w:color w:val="000000"/>
-          <w:sz w:val="28"/>
-          <w:szCs w:val="28"/>
-          <w:lang w:val="ru-RU"/>
-        </w:rPr>
-        <w:t>Игроки знакомы с базовыми концепциями пошаговых стратегий (ходы, атаки, перемещение)</w:t>
-      </w:r>
+    </w:p>
+    <w:p>
+      <w:pPr>
+        <w:pStyle w:val="21"/>
+        <w:spacing w:before="0" w:line="240" w:lineRule="auto"/>
+        <w:ind w:firstLine="709"/>
+        <w:jc w:val="both"/>
+        <w:rPr>
+          <w:rFonts w:ascii="Times New Roman" w:eastAsia="Times New Roman" w:hAnsi="Times New Roman" w:cs="Times New Roman"/>
+          <w:color w:val="000000"/>
+          <w:sz w:val="28"/>
+          <w:szCs w:val="28"/>
+          <w:lang w:val="ru-RU"/>
+        </w:rPr>
+      </w:pPr>
+      <w:bookmarkStart w:id="12" w:name="bookmark_assumptions"/>
+      <w:bookmarkStart w:id="13" w:name="_Toc213829556"/>
+      <w:r>
+        <w:rPr>
+          <w:rFonts w:ascii="Times New Roman" w:eastAsia="Times New Roman" w:hAnsi="Times New Roman" w:cs="Times New Roman"/>
+          <w:color w:val="000000"/>
+          <w:sz w:val="28"/>
+          <w:szCs w:val="28"/>
+          <w:lang w:val="ru-RU"/>
+        </w:rPr>
+        <w:t>1</w:t>
+      </w:r>
+      <w:r>
+        <w:rPr>
+          <w:rFonts w:ascii="Times New Roman" w:eastAsia="Times New Roman" w:hAnsi="Times New Roman" w:cs="Times New Roman"/>
+          <w:color w:val="000000"/>
+          <w:sz w:val="28"/>
+          <w:szCs w:val="28"/>
+          <w:lang w:val="ru-RU"/>
+        </w:rPr>
+        <w:t>.4 Предположения и зависимости</w:t>
+      </w:r>
+      <w:bookmarkEnd w:id="12"/>
+      <w:bookmarkEnd w:id="13"/>
+    </w:p>
+    <w:p>
+      <w:pPr>
+        <w:spacing w:after="0" w:line="240" w:lineRule="auto"/>
+        <w:rPr>
+          <w:lang w:val="ru-RU"/>
+        </w:rPr>
+      </w:pPr>
     </w:p>
     <w:p>
       <w:pPr>
@@ -4407,45 +4563,7 @@
           <w:szCs w:val="28"/>
           <w:lang w:val="ru-RU"/>
         </w:rPr>
-        <w:t xml:space="preserve">На устройстве установлены необходимые библиотеки </w:t>
-      </w:r>
-      <w:r>
-        <w:rPr>
-          <w:rFonts w:ascii="Times New Roman" w:eastAsia="Times New Roman" w:hAnsi="Times New Roman" w:cs="Times New Roman"/>
-          <w:color w:val="000000"/>
-          <w:sz w:val="28"/>
-          <w:szCs w:val="28"/>
-        </w:rPr>
-        <w:t>Python</w:t>
-      </w:r>
-      <w:r>
-        <w:rPr>
-          <w:rFonts w:ascii="Times New Roman" w:eastAsia="Times New Roman" w:hAnsi="Times New Roman" w:cs="Times New Roman"/>
-          <w:color w:val="000000"/>
-          <w:sz w:val="28"/>
-          <w:szCs w:val="28"/>
-          <w:lang w:val="ru-RU"/>
-        </w:rPr>
-        <w:t xml:space="preserve"> (для версии из исходников) или отсутствуют (для </w:t>
-      </w:r>
-      <w:r>
-        <w:rPr>
-          <w:rFonts w:ascii="Times New Roman" w:eastAsia="Times New Roman" w:hAnsi="Times New Roman" w:cs="Times New Roman"/>
-          <w:color w:val="000000"/>
-          <w:sz w:val="28"/>
-          <w:szCs w:val="28"/>
-        </w:rPr>
-        <w:t>EXE</w:t>
-      </w:r>
-      <w:r>
-        <w:rPr>
-          <w:rFonts w:ascii="Times New Roman" w:eastAsia="Times New Roman" w:hAnsi="Times New Roman" w:cs="Times New Roman"/>
-          <w:color w:val="000000"/>
-          <w:sz w:val="28"/>
-          <w:szCs w:val="28"/>
-          <w:lang w:val="ru-RU"/>
-        </w:rPr>
-        <w:t xml:space="preserve"> версии)</w:t>
+        <w:t>Игроки знакомы с базовыми концепциями пошаговых стратегий (ходы, атаки, перемещение)</w:t>
       </w:r>
     </w:p>
     <w:p>
@@ -4473,19 +4591,46 @@
           <w:szCs w:val="28"/>
           <w:lang w:val="ru-RU"/>
         </w:rPr>
-        <w:t xml:space="preserve">Для веб-версии используется современный браузер с поддержкой </w:t>
-      </w:r>
-      <w:proofErr w:type="spellStart"/>
-      <w:r>
-        <w:rPr>
-          <w:rFonts w:ascii="Times New Roman" w:eastAsia="Times New Roman" w:hAnsi="Times New Roman" w:cs="Times New Roman"/>
-          <w:color w:val="000000"/>
-          <w:sz w:val="28"/>
-          <w:szCs w:val="28"/>
-        </w:rPr>
-        <w:t>WebAssembly</w:t>
-      </w:r>
-      <w:proofErr w:type="spellEnd"/>
+        <w:t xml:space="preserve">На устройстве установлены необходимые библиотеки </w:t>
+      </w:r>
+      <w:r>
+        <w:rPr>
+          <w:rFonts w:ascii="Times New Roman" w:eastAsia="Times New Roman" w:hAnsi="Times New Roman" w:cs="Times New Roman"/>
+          <w:color w:val="000000"/>
+          <w:sz w:val="28"/>
+          <w:szCs w:val="28"/>
+        </w:rPr>
+        <w:t>Python</w:t>
+      </w:r>
+      <w:r>
+        <w:rPr>
+          <w:rFonts w:ascii="Times New Roman" w:eastAsia="Times New Roman" w:hAnsi="Times New Roman" w:cs="Times New Roman"/>
+          <w:color w:val="000000"/>
+          <w:sz w:val="28"/>
+          <w:szCs w:val="28"/>
+          <w:lang w:val="ru-RU"/>
+        </w:rPr>
+        <w:t xml:space="preserve"> (для версии из исходников) или отсутствуют (для </w:t>
+      </w:r>
+      <w:r>
+        <w:rPr>
+          <w:rFonts w:ascii="Times New Roman" w:eastAsia="Times New Roman" w:hAnsi="Times New Roman" w:cs="Times New Roman"/>
+          <w:color w:val="000000"/>
+          <w:sz w:val="28"/>
+          <w:szCs w:val="28"/>
+        </w:rPr>
+        <w:t>EXE</w:t>
+      </w:r>
+      <w:r>
+        <w:rPr>
+          <w:rFonts w:ascii="Times New Roman" w:eastAsia="Times New Roman" w:hAnsi="Times New Roman" w:cs="Times New Roman"/>
+          <w:color w:val="000000"/>
+          <w:sz w:val="28"/>
+          <w:szCs w:val="28"/>
+          <w:lang w:val="ru-RU"/>
+        </w:rPr>
+        <w:t xml:space="preserve"> версии)</w:t>
+      </w:r>
     </w:p>
     <w:p>
       <w:pPr>
@@ -4512,46 +4657,19 @@
           <w:szCs w:val="28"/>
           <w:lang w:val="ru-RU"/>
         </w:rPr>
-        <w:t>Устройство имеет достаточную производительность для отображения 2</w:t>
-      </w:r>
-      <w:r>
-        <w:rPr>
-          <w:rFonts w:ascii="Times New Roman" w:eastAsia="Times New Roman" w:hAnsi="Times New Roman" w:cs="Times New Roman"/>
-          <w:color w:val="000000"/>
-          <w:sz w:val="28"/>
-          <w:szCs w:val="28"/>
-        </w:rPr>
-        <w:t>D</w:t>
-      </w:r>
-      <w:r>
-        <w:rPr>
-          <w:rFonts w:ascii="Times New Roman" w:eastAsia="Times New Roman" w:hAnsi="Times New Roman" w:cs="Times New Roman"/>
-          <w:color w:val="000000"/>
-          <w:sz w:val="28"/>
-          <w:szCs w:val="28"/>
-          <w:lang w:val="ru-RU"/>
-        </w:rPr>
-        <w:t xml:space="preserve"> графики (минимальные требования: процессор 1 ГГц, 512 МБ </w:t>
-      </w:r>
-      <w:r>
-        <w:rPr>
-          <w:rFonts w:ascii="Times New Roman" w:eastAsia="Times New Roman" w:hAnsi="Times New Roman" w:cs="Times New Roman"/>
-          <w:color w:val="000000"/>
-          <w:sz w:val="28"/>
-          <w:szCs w:val="28"/>
-        </w:rPr>
-        <w:t>RAM</w:t>
-      </w:r>
-      <w:r>
-        <w:rPr>
-          <w:rFonts w:ascii="Times New Roman" w:eastAsia="Times New Roman" w:hAnsi="Times New Roman" w:cs="Times New Roman"/>
-          <w:color w:val="000000"/>
-          <w:sz w:val="28"/>
-          <w:szCs w:val="28"/>
-          <w:lang w:val="ru-RU"/>
-        </w:rPr>
-        <w:t>)</w:t>
-      </w:r>
+        <w:t xml:space="preserve">Для веб-версии используется современный браузер с поддержкой </w:t>
+      </w:r>
+      <w:proofErr w:type="spellStart"/>
+      <w:r>
+        <w:rPr>
+          <w:rFonts w:ascii="Times New Roman" w:eastAsia="Times New Roman" w:hAnsi="Times New Roman" w:cs="Times New Roman"/>
+          <w:color w:val="000000"/>
+          <w:sz w:val="28"/>
+          <w:szCs w:val="28"/>
+        </w:rPr>
+        <w:t>WebAssembly</w:t>
+      </w:r>
+      <w:proofErr w:type="spellEnd"/>
     </w:p>
     <w:p>
       <w:pPr>
@@ -4564,22 +4682,59 @@
         <w:ind w:firstLine="709"/>
         <w:jc w:val="both"/>
         <w:rPr>
-          <w:rFonts w:ascii="Times New Roman" w:eastAsia="Times New Roman" w:hAnsi="Times New Roman" w:cs="Times New Roman"/>
-          <w:color w:val="000000"/>
-          <w:sz w:val="28"/>
-          <w:szCs w:val="28"/>
-          <w:lang w:val="ru-RU"/>
-        </w:rPr>
-      </w:pPr>
-      <w:r>
-        <w:rPr>
-          <w:rFonts w:ascii="Times New Roman" w:eastAsia="Times New Roman" w:hAnsi="Times New Roman" w:cs="Times New Roman"/>
-          <w:color w:val="000000"/>
-          <w:sz w:val="28"/>
-          <w:szCs w:val="28"/>
-          <w:lang w:val="ru-RU"/>
-        </w:rPr>
-        <w:t>Игроки понимают русский язык (интерфейс на русском языке)</w:t>
+          <w:rFonts w:ascii="Times New Roman" w:hAnsi="Times New Roman" w:cs="Times New Roman"/>
+          <w:sz w:val="28"/>
+          <w:szCs w:val="28"/>
+          <w:lang w:val="ru-RU"/>
+        </w:rPr>
+      </w:pPr>
+      <w:r>
+        <w:rPr>
+          <w:rFonts w:ascii="Times New Roman" w:eastAsia="Times New Roman" w:hAnsi="Times New Roman" w:cs="Times New Roman"/>
+          <w:color w:val="000000"/>
+          <w:sz w:val="28"/>
+          <w:szCs w:val="28"/>
+          <w:lang w:val="ru-RU"/>
+        </w:rPr>
+        <w:t>Устройство имеет достаточную производительность для отображения 2</w:t>
+      </w:r>
+      <w:r>
+        <w:rPr>
+          <w:rFonts w:ascii="Times New Roman" w:eastAsia="Times New Roman" w:hAnsi="Times New Roman" w:cs="Times New Roman"/>
+          <w:color w:val="000000"/>
+          <w:sz w:val="28"/>
+          <w:szCs w:val="28"/>
+        </w:rPr>
+        <w:t>D</w:t>
+      </w:r>
+      <w:r>
+        <w:rPr>
+          <w:rFonts w:ascii="Times New Roman" w:eastAsia="Times New Roman" w:hAnsi="Times New Roman" w:cs="Times New Roman"/>
+          <w:color w:val="000000"/>
+          <w:sz w:val="28"/>
+          <w:szCs w:val="28"/>
+          <w:lang w:val="ru-RU"/>
+        </w:rPr>
+        <w:t xml:space="preserve"> графики (минимальные требования: процессор 1 ГГц, 512 МБ </w:t>
+      </w:r>
+      <w:r>
+        <w:rPr>
+          <w:rFonts w:ascii="Times New Roman" w:eastAsia="Times New Roman" w:hAnsi="Times New Roman" w:cs="Times New Roman"/>
+          <w:color w:val="000000"/>
+          <w:sz w:val="28"/>
+          <w:szCs w:val="28"/>
+        </w:rPr>
+        <w:t>RAM</w:t>
+      </w:r>
+      <w:r>
+        <w:rPr>
+          <w:rFonts w:ascii="Times New Roman" w:eastAsia="Times New Roman" w:hAnsi="Times New Roman" w:cs="Times New Roman"/>
+          <w:color w:val="000000"/>
+          <w:sz w:val="28"/>
+          <w:szCs w:val="28"/>
+          <w:lang w:val="ru-RU"/>
+        </w:rPr>
+        <w:t>)</w:t>
       </w:r>
     </w:p>
     <w:p>
@@ -4593,6 +4748,35 @@
         <w:ind w:firstLine="709"/>
         <w:jc w:val="both"/>
         <w:rPr>
+          <w:rFonts w:ascii="Times New Roman" w:eastAsia="Times New Roman" w:hAnsi="Times New Roman" w:cs="Times New Roman"/>
+          <w:color w:val="000000"/>
+          <w:sz w:val="28"/>
+          <w:szCs w:val="28"/>
+          <w:lang w:val="ru-RU"/>
+        </w:rPr>
+      </w:pPr>
+      <w:r>
+        <w:rPr>
+          <w:rFonts w:ascii="Times New Roman" w:eastAsia="Times New Roman" w:hAnsi="Times New Roman" w:cs="Times New Roman"/>
+          <w:color w:val="000000"/>
+          <w:sz w:val="28"/>
+          <w:szCs w:val="28"/>
+          <w:lang w:val="ru-RU"/>
+        </w:rPr>
+        <w:t>Игроки понимают русский язык (интерфейс на русском языке)</w:t>
+      </w:r>
+    </w:p>
+    <w:p>
+      <w:pPr>
+        <w:pStyle w:val="a0"/>
+        <w:numPr>
+          <w:ilvl w:val="0"/>
+          <w:numId w:val="0"/>
+        </w:numPr>
+        <w:spacing w:after="0" w:line="240" w:lineRule="auto"/>
+        <w:ind w:firstLine="709"/>
+        <w:jc w:val="both"/>
+        <w:rPr>
           <w:rFonts w:ascii="Times New Roman" w:hAnsi="Times New Roman" w:cs="Times New Roman"/>
           <w:sz w:val="28"/>
           <w:szCs w:val="28"/>
@@ -4614,19 +4798,29 @@
           <w:lang w:val="ru-RU"/>
         </w:rPr>
       </w:pPr>
-      <w:bookmarkStart w:id="12" w:name="bookmark_system_req"/>
-      <w:bookmarkStart w:id="13" w:name="_Toc213829557"/>
-      <w:r>
-        <w:rPr>
-          <w:rFonts w:ascii="Times New Roman" w:eastAsia="Times New Roman" w:hAnsi="Times New Roman" w:cs="Times New Roman"/>
-          <w:color w:val="000000"/>
-          <w:sz w:val="28"/>
-          <w:szCs w:val="28"/>
-          <w:lang w:val="ru-RU"/>
-        </w:rPr>
-        <w:t>1.5 Диаграммы работы пользователя</w:t>
-      </w:r>
-      <w:bookmarkEnd w:id="13"/>
+      <w:bookmarkStart w:id="14" w:name="_Toc213829557"/>
+      <w:bookmarkStart w:id="15" w:name="bookmark_system_req"/>
+      <w:r>
+        <w:rPr>
+          <w:rFonts w:ascii="Times New Roman" w:eastAsia="Times New Roman" w:hAnsi="Times New Roman" w:cs="Times New Roman"/>
+          <w:color w:val="000000"/>
+          <w:sz w:val="28"/>
+          <w:szCs w:val="28"/>
+          <w:lang w:val="ru-RU"/>
+        </w:rPr>
+        <w:t xml:space="preserve">1.5 Диаграммы </w:t>
+      </w:r>
+      <w:bookmarkEnd w:id="14"/>
+      <w:r>
+        <w:rPr>
+          <w:rFonts w:ascii="Times New Roman" w:eastAsia="Times New Roman" w:hAnsi="Times New Roman" w:cs="Times New Roman"/>
+          <w:color w:val="000000"/>
+          <w:sz w:val="28"/>
+          <w:szCs w:val="28"/>
+          <w:lang w:val="ru-RU"/>
+        </w:rPr>
+        <w:t>по проекту</w:t>
+      </w:r>
       <w:r>
         <w:rPr>
           <w:rFonts w:ascii="Times New Roman" w:eastAsia="Times New Roman" w:hAnsi="Times New Roman" w:cs="Times New Roman"/>
@@ -4640,7 +4834,7 @@
     </w:p>
     <w:p>
       <w:pPr>
-        <w:spacing w:after="0"/>
+        <w:spacing w:after="0" w:line="240" w:lineRule="auto"/>
         <w:rPr>
           <w:rFonts w:ascii="Times New Roman" w:hAnsi="Times New Roman" w:cs="Times New Roman"/>
           <w:sz w:val="28"/>
@@ -4651,6 +4845,8 @@
     </w:p>
     <w:p>
       <w:pPr>
+        <w:spacing w:after="0" w:line="240" w:lineRule="auto"/>
+        <w:ind w:firstLine="709"/>
         <w:rPr>
           <w:rFonts w:ascii="Times New Roman" w:hAnsi="Times New Roman" w:cs="Times New Roman"/>
           <w:sz w:val="28"/>
@@ -4665,11 +4861,59 @@
           <w:szCs w:val="28"/>
           <w:lang w:val="ru-RU"/>
         </w:rPr>
-        <w:t>Нижеперечисленные диаграммы описывают основные действия пользователя во время использования приложения</w:t>
+        <w:t>Д</w:t>
+      </w:r>
+      <w:r>
+        <w:rPr>
+          <w:rFonts w:ascii="Times New Roman" w:hAnsi="Times New Roman" w:cs="Times New Roman"/>
+          <w:sz w:val="28"/>
+          <w:szCs w:val="28"/>
+          <w:lang w:val="ru-RU"/>
+        </w:rPr>
+        <w:t>иаграммы</w:t>
+      </w:r>
+      <w:r>
+        <w:rPr>
+          <w:rFonts w:ascii="Times New Roman" w:hAnsi="Times New Roman" w:cs="Times New Roman"/>
+          <w:sz w:val="28"/>
+          <w:szCs w:val="28"/>
+          <w:lang w:val="ru-RU"/>
+        </w:rPr>
+        <w:t xml:space="preserve"> 1-8</w:t>
+      </w:r>
+      <w:r>
+        <w:rPr>
+          <w:rFonts w:ascii="Times New Roman" w:hAnsi="Times New Roman" w:cs="Times New Roman"/>
+          <w:sz w:val="28"/>
+          <w:szCs w:val="28"/>
+          <w:lang w:val="ru-RU"/>
+        </w:rPr>
+        <w:t xml:space="preserve"> описывают основные действия пользователя во время использования приложения</w:t>
+      </w:r>
+      <w:r>
+        <w:rPr>
+          <w:rFonts w:ascii="Times New Roman" w:hAnsi="Times New Roman" w:cs="Times New Roman"/>
+          <w:sz w:val="28"/>
+          <w:szCs w:val="28"/>
+          <w:lang w:val="ru-RU"/>
+        </w:rPr>
+        <w:t>, а диаграммы 8-11 описывают работу проекта</w:t>
       </w:r>
     </w:p>
     <w:p>
       <w:pPr>
+        <w:spacing w:after="0" w:line="240" w:lineRule="auto"/>
+        <w:rPr>
+          <w:rFonts w:ascii="Times New Roman" w:hAnsi="Times New Roman" w:cs="Times New Roman"/>
+          <w:sz w:val="28"/>
+          <w:szCs w:val="28"/>
+          <w:lang w:val="ru-RU"/>
+        </w:rPr>
+      </w:pPr>
+    </w:p>
+    <w:p>
+      <w:pPr>
+        <w:spacing w:after="0" w:line="240" w:lineRule="auto"/>
         <w:jc w:val="center"/>
         <w:rPr>
           <w:rFonts w:ascii="Times New Roman" w:eastAsia="Times New Roman" w:hAnsi="Times New Roman" w:cs="Times New Roman"/>
@@ -4682,15 +4926,16 @@
       <w:r>
         <w:rPr>
           <w:rFonts w:ascii="Times New Roman" w:eastAsia="Times New Roman" w:hAnsi="Times New Roman" w:cs="Times New Roman"/>
+          <w:noProof/>
           <w:color w:val="000000"/>
           <w:sz w:val="28"/>
           <w:szCs w:val="28"/>
           <w:lang w:val="ru-RU"/>
         </w:rPr>
         <w:drawing>
-          <wp:inline distT="0" distB="0" distL="0" distR="0" wp14:anchorId="612CD53B" wp14:editId="0A751EEC">
-            <wp:extent cx="882595" cy="3974600"/>
-            <wp:effectExtent l="0" t="0" r="0" b="6985"/>
+          <wp:inline distT="0" distB="0" distL="0" distR="0" wp14:anchorId="612CD53B" wp14:editId="7748AA46">
+            <wp:extent cx="935107" cy="4211075"/>
+            <wp:effectExtent l="19050" t="19050" r="17780" b="18415"/>
             <wp:docPr id="1593016776" name="Рисунок 1"/>
             <wp:cNvGraphicFramePr>
               <a:graphicFrameLocks xmlns:a="http://schemas.openxmlformats.org/drawingml/2006/main" noChangeAspect="1"/>
@@ -4711,11 +4956,16 @@
                   <pic:spPr>
                     <a:xfrm>
                       <a:off x="0" y="0"/>
-                      <a:ext cx="902793" cy="4065559"/>
+                      <a:ext cx="990269" cy="4459486"/>
                     </a:xfrm>
                     <a:prstGeom prst="rect">
                       <a:avLst/>
                     </a:prstGeom>
+                    <a:ln>
+                      <a:solidFill>
+                        <a:schemeClr val="tx1"/>
+                      </a:solidFill>
+                    </a:ln>
                   </pic:spPr>
                 </pic:pic>
               </a:graphicData>
@@ -4726,6 +4976,7 @@
     </w:p>
     <w:p>
       <w:pPr>
+        <w:spacing w:after="0" w:line="240" w:lineRule="auto"/>
         <w:jc w:val="center"/>
         <w:rPr>
           <w:rFonts w:ascii="Times New Roman" w:eastAsia="Times New Roman" w:hAnsi="Times New Roman" w:cs="Times New Roman"/>
@@ -4735,20 +4986,10 @@
           <w:lang w:val="ru-RU"/>
         </w:rPr>
       </w:pPr>
-      <w:r>
-        <w:rPr>
-          <w:rFonts w:ascii="Times New Roman" w:eastAsia="Times New Roman" w:hAnsi="Times New Roman" w:cs="Times New Roman"/>
-          <w:color w:val="000000"/>
-          <w:sz w:val="28"/>
-          <w:szCs w:val="28"/>
-          <w:lang w:val="ru-RU"/>
-        </w:rPr>
-        <w:lastRenderedPageBreak/>
-        <w:t>Рисунок 5 - Диаграмма начала игры</w:t>
-      </w:r>
     </w:p>
     <w:p>
       <w:pPr>
+        <w:spacing w:after="0" w:line="240" w:lineRule="auto"/>
         <w:jc w:val="center"/>
         <w:rPr>
           <w:rFonts w:ascii="Times New Roman" w:eastAsia="Times New Roman" w:hAnsi="Times New Roman" w:cs="Times New Roman"/>
@@ -4766,10 +5007,35 @@
           <w:szCs w:val="28"/>
           <w:lang w:val="ru-RU"/>
         </w:rPr>
+        <w:t>Рисунок 5 - Диаграмма начала игры</w:t>
+      </w:r>
+    </w:p>
+    <w:p>
+      <w:pPr>
+        <w:spacing w:after="0" w:line="240" w:lineRule="auto"/>
+        <w:jc w:val="center"/>
+        <w:rPr>
+          <w:rFonts w:ascii="Times New Roman" w:eastAsia="Times New Roman" w:hAnsi="Times New Roman" w:cs="Times New Roman"/>
+          <w:color w:val="000000"/>
+          <w:sz w:val="28"/>
+          <w:szCs w:val="28"/>
+          <w:lang w:val="ru-RU"/>
+        </w:rPr>
+      </w:pPr>
+      <w:r>
+        <w:rPr>
+          <w:rFonts w:ascii="Times New Roman" w:eastAsia="Times New Roman" w:hAnsi="Times New Roman" w:cs="Times New Roman"/>
+          <w:noProof/>
+          <w:color w:val="000000"/>
+          <w:sz w:val="28"/>
+          <w:szCs w:val="28"/>
+          <w:lang w:val="ru-RU"/>
+        </w:rPr>
+        <w:lastRenderedPageBreak/>
         <w:drawing>
-          <wp:inline distT="0" distB="0" distL="0" distR="0" wp14:anchorId="43673DD0" wp14:editId="576A93EA">
-            <wp:extent cx="846721" cy="4039262"/>
-            <wp:effectExtent l="0" t="0" r="0" b="0"/>
+          <wp:inline distT="0" distB="0" distL="0" distR="0" wp14:anchorId="43673DD0" wp14:editId="724EB1C5">
+            <wp:extent cx="1030522" cy="4916082"/>
+            <wp:effectExtent l="19050" t="19050" r="17780" b="18415"/>
             <wp:docPr id="22678328" name="Рисунок 1"/>
             <wp:cNvGraphicFramePr>
               <a:graphicFrameLocks xmlns:a="http://schemas.openxmlformats.org/drawingml/2006/main" noChangeAspect="1"/>
@@ -4790,11 +5056,16 @@
                   <pic:spPr>
                     <a:xfrm>
                       <a:off x="0" y="0"/>
-                      <a:ext cx="855823" cy="4082682"/>
+                      <a:ext cx="1045088" cy="4985568"/>
                     </a:xfrm>
                     <a:prstGeom prst="rect">
                       <a:avLst/>
                     </a:prstGeom>
+                    <a:ln>
+                      <a:solidFill>
+                        <a:schemeClr val="tx1"/>
+                      </a:solidFill>
+                    </a:ln>
                   </pic:spPr>
                 </pic:pic>
               </a:graphicData>
@@ -4805,6 +5076,7 @@
     </w:p>
     <w:p>
       <w:pPr>
+        <w:spacing w:after="0" w:line="240" w:lineRule="auto"/>
         <w:jc w:val="center"/>
         <w:rPr>
           <w:rFonts w:ascii="Times New Roman" w:eastAsia="Times New Roman" w:hAnsi="Times New Roman" w:cs="Times New Roman"/>
@@ -4814,19 +5086,10 @@
           <w:lang w:val="ru-RU"/>
         </w:rPr>
       </w:pPr>
-      <w:r>
-        <w:rPr>
-          <w:rFonts w:ascii="Times New Roman" w:eastAsia="Times New Roman" w:hAnsi="Times New Roman" w:cs="Times New Roman"/>
-          <w:color w:val="000000"/>
-          <w:sz w:val="28"/>
-          <w:szCs w:val="28"/>
-          <w:lang w:val="ru-RU"/>
-        </w:rPr>
-        <w:t>Рисунок 6 – Диаграмма настроек параметров игры</w:t>
-      </w:r>
     </w:p>
     <w:p>
       <w:pPr>
+        <w:spacing w:after="0" w:line="240" w:lineRule="auto"/>
         <w:jc w:val="center"/>
         <w:rPr>
           <w:rFonts w:ascii="Times New Roman" w:eastAsia="Times New Roman" w:hAnsi="Times New Roman" w:cs="Times New Roman"/>
@@ -4844,10 +5107,47 @@
           <w:szCs w:val="28"/>
           <w:lang w:val="ru-RU"/>
         </w:rPr>
+        <w:t>Рисунок 6 – Диаграмма настроек параметров игры</w:t>
+      </w:r>
+    </w:p>
+    <w:p>
+      <w:pPr>
+        <w:spacing w:after="0" w:line="240" w:lineRule="auto"/>
+        <w:jc w:val="center"/>
+        <w:rPr>
+          <w:rFonts w:ascii="Times New Roman" w:eastAsia="Times New Roman" w:hAnsi="Times New Roman" w:cs="Times New Roman"/>
+          <w:color w:val="000000"/>
+          <w:sz w:val="28"/>
+          <w:szCs w:val="28"/>
+          <w:lang w:val="ru-RU"/>
+        </w:rPr>
+      </w:pPr>
+    </w:p>
+    <w:p>
+      <w:pPr>
+        <w:spacing w:after="0" w:line="240" w:lineRule="auto"/>
+        <w:jc w:val="center"/>
+        <w:rPr>
+          <w:rFonts w:ascii="Times New Roman" w:eastAsia="Times New Roman" w:hAnsi="Times New Roman" w:cs="Times New Roman"/>
+          <w:color w:val="000000"/>
+          <w:sz w:val="28"/>
+          <w:szCs w:val="28"/>
+          <w:lang w:val="ru-RU"/>
+        </w:rPr>
+      </w:pPr>
+      <w:r>
+        <w:rPr>
+          <w:rFonts w:ascii="Times New Roman" w:eastAsia="Times New Roman" w:hAnsi="Times New Roman" w:cs="Times New Roman"/>
+          <w:noProof/>
+          <w:color w:val="000000"/>
+          <w:sz w:val="28"/>
+          <w:szCs w:val="28"/>
+          <w:lang w:val="ru-RU"/>
+        </w:rPr>
         <w:drawing>
-          <wp:inline distT="0" distB="0" distL="0" distR="0" wp14:anchorId="28AD4C55" wp14:editId="1B5632CC">
-            <wp:extent cx="2369489" cy="3071560"/>
-            <wp:effectExtent l="0" t="0" r="0" b="0"/>
+          <wp:inline distT="0" distB="0" distL="0" distR="0" wp14:anchorId="28AD4C55" wp14:editId="7A093543">
+            <wp:extent cx="1905165" cy="2469656"/>
+            <wp:effectExtent l="19050" t="19050" r="19050" b="26035"/>
             <wp:docPr id="1797275810" name="Рисунок 1"/>
             <wp:cNvGraphicFramePr>
               <a:graphicFrameLocks xmlns:a="http://schemas.openxmlformats.org/drawingml/2006/main" noChangeAspect="1"/>
@@ -4868,11 +5168,16 @@
                   <pic:spPr>
                     <a:xfrm>
                       <a:off x="0" y="0"/>
-                      <a:ext cx="2382450" cy="3088361"/>
+                      <a:ext cx="1939688" cy="2514408"/>
                     </a:xfrm>
                     <a:prstGeom prst="rect">
                       <a:avLst/>
                     </a:prstGeom>
+                    <a:ln>
+                      <a:solidFill>
+                        <a:schemeClr val="tx1"/>
+                      </a:solidFill>
+                    </a:ln>
                   </pic:spPr>
                 </pic:pic>
               </a:graphicData>
@@ -4883,6 +5188,7 @@
     </w:p>
     <w:p>
       <w:pPr>
+        <w:spacing w:after="0" w:line="240" w:lineRule="auto"/>
         <w:jc w:val="center"/>
         <w:rPr>
           <w:rFonts w:ascii="Times New Roman" w:eastAsia="Times New Roman" w:hAnsi="Times New Roman" w:cs="Times New Roman"/>
@@ -4892,19 +5198,10 @@
           <w:lang w:val="ru-RU"/>
         </w:rPr>
       </w:pPr>
-      <w:r>
-        <w:rPr>
-          <w:rFonts w:ascii="Times New Roman" w:eastAsia="Times New Roman" w:hAnsi="Times New Roman" w:cs="Times New Roman"/>
-          <w:color w:val="000000"/>
-          <w:sz w:val="28"/>
-          <w:szCs w:val="28"/>
-          <w:lang w:val="ru-RU"/>
-        </w:rPr>
-        <w:t>Рисунок 7 – Диаграмма окончания игры пользователем</w:t>
-      </w:r>
     </w:p>
     <w:p>
       <w:pPr>
+        <w:spacing w:after="0" w:line="240" w:lineRule="auto"/>
         <w:jc w:val="center"/>
         <w:rPr>
           <w:rFonts w:ascii="Times New Roman" w:eastAsia="Times New Roman" w:hAnsi="Times New Roman" w:cs="Times New Roman"/>
@@ -4917,6 +5214,30 @@
       <w:r>
         <w:rPr>
           <w:rFonts w:ascii="Times New Roman" w:eastAsia="Times New Roman" w:hAnsi="Times New Roman" w:cs="Times New Roman"/>
+          <w:color w:val="000000"/>
+          <w:sz w:val="28"/>
+          <w:szCs w:val="28"/>
+          <w:lang w:val="ru-RU"/>
+        </w:rPr>
+        <w:t>Рисунок 7 – Диаграмма окончания игры пользователем</w:t>
+      </w:r>
+    </w:p>
+    <w:p>
+      <w:pPr>
+        <w:spacing w:after="0" w:line="240" w:lineRule="auto"/>
+        <w:jc w:val="center"/>
+        <w:rPr>
+          <w:rFonts w:ascii="Times New Roman" w:eastAsia="Times New Roman" w:hAnsi="Times New Roman" w:cs="Times New Roman"/>
+          <w:color w:val="000000"/>
+          <w:sz w:val="28"/>
+          <w:szCs w:val="28"/>
+          <w:lang w:val="ru-RU"/>
+        </w:rPr>
+      </w:pPr>
+      <w:r>
+        <w:rPr>
+          <w:rFonts w:ascii="Times New Roman" w:eastAsia="Times New Roman" w:hAnsi="Times New Roman" w:cs="Times New Roman"/>
+          <w:noProof/>
           <w:color w:val="000000"/>
           <w:sz w:val="28"/>
           <w:szCs w:val="28"/>
@@ -4924,9 +5245,9 @@
         </w:rPr>
         <w:lastRenderedPageBreak/>
         <w:drawing>
-          <wp:inline distT="0" distB="0" distL="0" distR="0" wp14:anchorId="6366A377" wp14:editId="0658E486">
-            <wp:extent cx="3114565" cy="7235687"/>
-            <wp:effectExtent l="0" t="0" r="0" b="3810"/>
+          <wp:inline distT="0" distB="0" distL="0" distR="0" wp14:anchorId="6366A377" wp14:editId="1DCA8F17">
+            <wp:extent cx="3434935" cy="7979962"/>
+            <wp:effectExtent l="19050" t="19050" r="13335" b="21590"/>
             <wp:docPr id="312830302" name="Рисунок 1"/>
             <wp:cNvGraphicFramePr>
               <a:graphicFrameLocks xmlns:a="http://schemas.openxmlformats.org/drawingml/2006/main" noChangeAspect="1"/>
@@ -4947,11 +5268,16 @@
                   <pic:spPr>
                     <a:xfrm>
                       <a:off x="0" y="0"/>
-                      <a:ext cx="3126261" cy="7262859"/>
+                      <a:ext cx="3479295" cy="8083018"/>
                     </a:xfrm>
                     <a:prstGeom prst="rect">
                       <a:avLst/>
                     </a:prstGeom>
+                    <a:ln>
+                      <a:solidFill>
+                        <a:schemeClr val="tx1"/>
+                      </a:solidFill>
+                    </a:ln>
                   </pic:spPr>
                 </pic:pic>
               </a:graphicData>
@@ -4962,6 +5288,7 @@
     </w:p>
     <w:p>
       <w:pPr>
+        <w:spacing w:after="0" w:line="240" w:lineRule="auto"/>
         <w:jc w:val="center"/>
         <w:rPr>
           <w:rFonts w:ascii="Times New Roman" w:eastAsia="Times New Roman" w:hAnsi="Times New Roman" w:cs="Times New Roman"/>
@@ -4971,19 +5298,34 @@
           <w:lang w:val="ru-RU"/>
         </w:rPr>
       </w:pPr>
-      <w:r>
-        <w:rPr>
-          <w:rFonts w:ascii="Times New Roman" w:eastAsia="Times New Roman" w:hAnsi="Times New Roman" w:cs="Times New Roman"/>
-          <w:color w:val="000000"/>
-          <w:sz w:val="28"/>
-          <w:szCs w:val="28"/>
-          <w:lang w:val="ru-RU"/>
-        </w:rPr>
-        <w:t>Рисунок 8 – Диаграмма режима своя игра</w:t>
-      </w:r>
     </w:p>
     <w:p>
       <w:pPr>
+        <w:spacing w:after="0" w:line="240" w:lineRule="auto"/>
+        <w:jc w:val="center"/>
+        <w:rPr>
+          <w:rFonts w:ascii="Times New Roman" w:eastAsia="Times New Roman" w:hAnsi="Times New Roman" w:cs="Times New Roman"/>
+          <w:color w:val="000000"/>
+          <w:sz w:val="28"/>
+          <w:szCs w:val="28"/>
+          <w:lang w:val="ru-RU"/>
+        </w:rPr>
+      </w:pPr>
+      <w:r>
+        <w:rPr>
+          <w:rFonts w:ascii="Times New Roman" w:eastAsia="Times New Roman" w:hAnsi="Times New Roman" w:cs="Times New Roman"/>
+          <w:color w:val="000000"/>
+          <w:sz w:val="28"/>
+          <w:szCs w:val="28"/>
+          <w:lang w:val="ru-RU"/>
+        </w:rPr>
+        <w:t>Рисунок 8 – Диаграмма режима своя игра</w:t>
+      </w:r>
+      <w:bookmarkStart w:id="16" w:name="_Toc213829558"/>
+    </w:p>
+    <w:p>
+      <w:pPr>
+        <w:spacing w:after="0" w:line="240" w:lineRule="auto"/>
         <w:rPr>
           <w:rFonts w:ascii="Times New Roman" w:eastAsia="Times New Roman" w:hAnsi="Times New Roman" w:cs="Times New Roman"/>
           <w:b/>
@@ -4994,11 +5336,378 @@
           <w:lang w:val="ru-RU"/>
         </w:rPr>
       </w:pPr>
-      <w:bookmarkStart w:id="14" w:name="_Toc213829558"/>
-      <w:r>
-        <w:rPr>
-          <w:rFonts w:ascii="Times New Roman" w:eastAsia="Times New Roman" w:hAnsi="Times New Roman" w:cs="Times New Roman"/>
-          <w:color w:val="000000"/>
+      <w:r>
+        <w:rPr>
+          <w:noProof/>
+        </w:rPr>
+        <w:lastRenderedPageBreak/>
+        <w:drawing>
+          <wp:inline distT="0" distB="0" distL="0" distR="0" wp14:anchorId="2E8D7C00" wp14:editId="64C70B04">
+            <wp:extent cx="6151880" cy="2616835"/>
+            <wp:effectExtent l="19050" t="19050" r="20320" b="12065"/>
+            <wp:docPr id="1296952492" name="Рисунок 2"/>
+            <wp:cNvGraphicFramePr>
+              <a:graphicFrameLocks xmlns:a="http://schemas.openxmlformats.org/drawingml/2006/main" noChangeAspect="1"/>
+            </wp:cNvGraphicFramePr>
+            <a:graphic xmlns:a="http://schemas.openxmlformats.org/drawingml/2006/main">
+              <a:graphicData uri="http://schemas.openxmlformats.org/drawingml/2006/picture">
+                <pic:pic xmlns:pic="http://schemas.openxmlformats.org/drawingml/2006/picture">
+                  <pic:nvPicPr>
+                    <pic:cNvPr id="0" name="Picture 3"/>
+                    <pic:cNvPicPr>
+                      <a:picLocks noChangeAspect="1" noChangeArrowheads="1"/>
+                    </pic:cNvPicPr>
+                  </pic:nvPicPr>
+                  <pic:blipFill>
+                    <a:blip r:embed="rId16">
+                      <a:extLst>
+                        <a:ext uri="{28A0092B-C50C-407E-A947-70E740481C1C}">
+                          <a14:useLocalDpi xmlns:a14="http://schemas.microsoft.com/office/drawing/2010/main" val="0"/>
+                        </a:ext>
+                      </a:extLst>
+                    </a:blip>
+                    <a:srcRect/>
+                    <a:stretch>
+                      <a:fillRect/>
+                    </a:stretch>
+                  </pic:blipFill>
+                  <pic:spPr bwMode="auto">
+                    <a:xfrm>
+                      <a:off x="0" y="0"/>
+                      <a:ext cx="6151880" cy="2616835"/>
+                    </a:xfrm>
+                    <a:prstGeom prst="rect">
+                      <a:avLst/>
+                    </a:prstGeom>
+                    <a:noFill/>
+                    <a:ln>
+                      <a:solidFill>
+                        <a:schemeClr val="tx1"/>
+                      </a:solidFill>
+                    </a:ln>
+                  </pic:spPr>
+                </pic:pic>
+              </a:graphicData>
+            </a:graphic>
+          </wp:inline>
+        </w:drawing>
+      </w:r>
+    </w:p>
+    <w:p>
+      <w:pPr>
+        <w:spacing w:after="0" w:line="240" w:lineRule="auto"/>
+        <w:rPr>
+          <w:rFonts w:ascii="Times New Roman" w:eastAsia="Times New Roman" w:hAnsi="Times New Roman" w:cs="Times New Roman"/>
+          <w:b/>
+          <w:bCs/>
+          <w:color w:val="000000"/>
+          <w:sz w:val="28"/>
+          <w:szCs w:val="28"/>
+          <w:lang w:val="ru-RU"/>
+        </w:rPr>
+      </w:pPr>
+    </w:p>
+    <w:p>
+      <w:pPr>
+        <w:spacing w:after="0" w:line="240" w:lineRule="auto"/>
+        <w:jc w:val="center"/>
+        <w:rPr>
+          <w:rFonts w:ascii="Times New Roman" w:eastAsia="Times New Roman" w:hAnsi="Times New Roman" w:cs="Times New Roman"/>
+          <w:color w:val="000000"/>
+          <w:sz w:val="28"/>
+          <w:szCs w:val="28"/>
+          <w:lang w:val="ru-RU"/>
+        </w:rPr>
+      </w:pPr>
+      <w:r>
+        <w:rPr>
+          <w:rFonts w:ascii="Times New Roman" w:eastAsia="Times New Roman" w:hAnsi="Times New Roman" w:cs="Times New Roman"/>
+          <w:color w:val="000000"/>
+          <w:sz w:val="28"/>
+          <w:szCs w:val="28"/>
+          <w:lang w:val="ru-RU"/>
+        </w:rPr>
+        <w:t xml:space="preserve">Рисунок 9 – Диаграмма развертывания системы </w:t>
+      </w:r>
+      <w:r>
+        <w:rPr>
+          <w:rFonts w:ascii="Times New Roman" w:eastAsia="Times New Roman" w:hAnsi="Times New Roman" w:cs="Times New Roman"/>
+          <w:color w:val="000000"/>
+          <w:sz w:val="28"/>
+          <w:szCs w:val="28"/>
+          <w:lang w:val="ru-RU"/>
+        </w:rPr>
+        <w:t>“</w:t>
+      </w:r>
+      <w:r>
+        <w:rPr>
+          <w:rFonts w:ascii="Times New Roman" w:eastAsia="Times New Roman" w:hAnsi="Times New Roman" w:cs="Times New Roman"/>
+          <w:color w:val="000000"/>
+          <w:sz w:val="28"/>
+          <w:szCs w:val="28"/>
+          <w:lang w:val="ru-RU"/>
+        </w:rPr>
+        <w:t>Фэнтези стратегия</w:t>
+      </w:r>
+      <w:r>
+        <w:rPr>
+          <w:rFonts w:ascii="Times New Roman" w:eastAsia="Times New Roman" w:hAnsi="Times New Roman" w:cs="Times New Roman"/>
+          <w:color w:val="000000"/>
+          <w:sz w:val="28"/>
+          <w:szCs w:val="28"/>
+          <w:lang w:val="ru-RU"/>
+        </w:rPr>
+        <w:t>”</w:t>
+      </w:r>
+    </w:p>
+    <w:p>
+      <w:pPr>
+        <w:spacing w:after="0" w:line="240" w:lineRule="auto"/>
+        <w:jc w:val="center"/>
+        <w:rPr>
+          <w:rFonts w:ascii="Times New Roman" w:eastAsia="Times New Roman" w:hAnsi="Times New Roman" w:cs="Times New Roman"/>
+          <w:color w:val="000000"/>
+          <w:sz w:val="28"/>
+          <w:szCs w:val="28"/>
+          <w:lang w:val="ru-RU"/>
+        </w:rPr>
+      </w:pPr>
+    </w:p>
+    <w:p>
+      <w:pPr>
+        <w:spacing w:after="0" w:line="240" w:lineRule="auto"/>
+        <w:jc w:val="center"/>
+        <w:rPr>
+          <w:rFonts w:ascii="Times New Roman" w:eastAsia="Times New Roman" w:hAnsi="Times New Roman" w:cs="Times New Roman"/>
+          <w:color w:val="000000"/>
+          <w:sz w:val="28"/>
+          <w:szCs w:val="28"/>
+          <w:lang w:val="ru-RU"/>
+        </w:rPr>
+      </w:pPr>
+      <w:r>
+        <w:rPr>
+          <w:noProof/>
+        </w:rPr>
+        <w:drawing>
+          <wp:inline distT="0" distB="0" distL="0" distR="0" wp14:anchorId="7AD6D83C" wp14:editId="18127331">
+            <wp:extent cx="4348647" cy="4863051"/>
+            <wp:effectExtent l="19050" t="19050" r="13970" b="13970"/>
+            <wp:docPr id="1634799014" name="Рисунок 3"/>
+            <wp:cNvGraphicFramePr>
+              <a:graphicFrameLocks xmlns:a="http://schemas.openxmlformats.org/drawingml/2006/main" noChangeAspect="1"/>
+            </wp:cNvGraphicFramePr>
+            <a:graphic xmlns:a="http://schemas.openxmlformats.org/drawingml/2006/main">
+              <a:graphicData uri="http://schemas.openxmlformats.org/drawingml/2006/picture">
+                <pic:pic xmlns:pic="http://schemas.openxmlformats.org/drawingml/2006/picture">
+                  <pic:nvPicPr>
+                    <pic:cNvPr id="0" name="Picture 5"/>
+                    <pic:cNvPicPr>
+                      <a:picLocks noChangeAspect="1" noChangeArrowheads="1"/>
+                    </pic:cNvPicPr>
+                  </pic:nvPicPr>
+                  <pic:blipFill>
+                    <a:blip r:embed="rId17">
+                      <a:extLst>
+                        <a:ext uri="{28A0092B-C50C-407E-A947-70E740481C1C}">
+                          <a14:useLocalDpi xmlns:a14="http://schemas.microsoft.com/office/drawing/2010/main" val="0"/>
+                        </a:ext>
+                      </a:extLst>
+                    </a:blip>
+                    <a:srcRect/>
+                    <a:stretch>
+                      <a:fillRect/>
+                    </a:stretch>
+                  </pic:blipFill>
+                  <pic:spPr bwMode="auto">
+                    <a:xfrm>
+                      <a:off x="0" y="0"/>
+                      <a:ext cx="4392516" cy="4912109"/>
+                    </a:xfrm>
+                    <a:prstGeom prst="rect">
+                      <a:avLst/>
+                    </a:prstGeom>
+                    <a:noFill/>
+                    <a:ln>
+                      <a:solidFill>
+                        <a:schemeClr val="tx1"/>
+                      </a:solidFill>
+                    </a:ln>
+                  </pic:spPr>
+                </pic:pic>
+              </a:graphicData>
+            </a:graphic>
+          </wp:inline>
+        </w:drawing>
+      </w:r>
+    </w:p>
+    <w:p>
+      <w:pPr>
+        <w:spacing w:after="0" w:line="240" w:lineRule="auto"/>
+        <w:jc w:val="center"/>
+        <w:rPr>
+          <w:rFonts w:ascii="Times New Roman" w:eastAsia="Times New Roman" w:hAnsi="Times New Roman" w:cs="Times New Roman"/>
+          <w:color w:val="000000"/>
+          <w:sz w:val="28"/>
+          <w:szCs w:val="28"/>
+          <w:lang w:val="ru-RU"/>
+        </w:rPr>
+      </w:pPr>
+    </w:p>
+    <w:p>
+      <w:pPr>
+        <w:spacing w:after="0" w:line="240" w:lineRule="auto"/>
+        <w:jc w:val="center"/>
+        <w:rPr>
+          <w:rFonts w:ascii="Times New Roman" w:eastAsia="Times New Roman" w:hAnsi="Times New Roman" w:cs="Times New Roman"/>
+          <w:color w:val="000000"/>
+          <w:sz w:val="28"/>
+          <w:szCs w:val="28"/>
+          <w:lang w:val="ru-RU"/>
+        </w:rPr>
+      </w:pPr>
+      <w:r>
+        <w:rPr>
+          <w:rFonts w:ascii="Times New Roman" w:eastAsia="Times New Roman" w:hAnsi="Times New Roman" w:cs="Times New Roman"/>
+          <w:color w:val="000000"/>
+          <w:sz w:val="28"/>
+          <w:szCs w:val="28"/>
+          <w:lang w:val="ru-RU"/>
+        </w:rPr>
+        <w:t xml:space="preserve">Рисунок 10 – Диаграмма </w:t>
+      </w:r>
+      <w:r>
+        <w:rPr>
+          <w:rFonts w:ascii="Times New Roman" w:eastAsia="Times New Roman" w:hAnsi="Times New Roman" w:cs="Times New Roman"/>
+          <w:color w:val="000000"/>
+          <w:sz w:val="28"/>
+          <w:szCs w:val="28"/>
+        </w:rPr>
+        <w:t>Use Case</w:t>
+      </w:r>
+    </w:p>
+    <w:p>
+      <w:pPr>
+        <w:spacing w:after="0" w:line="240" w:lineRule="auto"/>
+        <w:jc w:val="center"/>
+        <w:rPr>
+          <w:rFonts w:ascii="Times New Roman" w:eastAsia="Times New Roman" w:hAnsi="Times New Roman" w:cs="Times New Roman"/>
+          <w:color w:val="000000"/>
+          <w:sz w:val="28"/>
+          <w:szCs w:val="28"/>
+          <w:lang w:val="ru-RU"/>
+        </w:rPr>
+      </w:pPr>
+      <w:r>
+        <w:rPr>
+          <w:noProof/>
+        </w:rPr>
+        <w:lastRenderedPageBreak/>
+        <w:drawing>
+          <wp:inline distT="0" distB="0" distL="0" distR="0" wp14:anchorId="6F5D3A94" wp14:editId="6D4F5231">
+            <wp:extent cx="3956602" cy="3564536"/>
+            <wp:effectExtent l="19050" t="19050" r="25400" b="17145"/>
+            <wp:docPr id="636639503" name="Рисунок 4"/>
+            <wp:cNvGraphicFramePr>
+              <a:graphicFrameLocks xmlns:a="http://schemas.openxmlformats.org/drawingml/2006/main" noChangeAspect="1"/>
+            </wp:cNvGraphicFramePr>
+            <a:graphic xmlns:a="http://schemas.openxmlformats.org/drawingml/2006/main">
+              <a:graphicData uri="http://schemas.openxmlformats.org/drawingml/2006/picture">
+                <pic:pic xmlns:pic="http://schemas.openxmlformats.org/drawingml/2006/picture">
+                  <pic:nvPicPr>
+                    <pic:cNvPr id="0" name="Picture 7"/>
+                    <pic:cNvPicPr>
+                      <a:picLocks noChangeAspect="1" noChangeArrowheads="1"/>
+                    </pic:cNvPicPr>
+                  </pic:nvPicPr>
+                  <pic:blipFill>
+                    <a:blip r:embed="rId18">
+                      <a:extLst>
+                        <a:ext uri="{28A0092B-C50C-407E-A947-70E740481C1C}">
+                          <a14:useLocalDpi xmlns:a14="http://schemas.microsoft.com/office/drawing/2010/main" val="0"/>
+                        </a:ext>
+                      </a:extLst>
+                    </a:blip>
+                    <a:srcRect/>
+                    <a:stretch>
+                      <a:fillRect/>
+                    </a:stretch>
+                  </pic:blipFill>
+                  <pic:spPr bwMode="auto">
+                    <a:xfrm>
+                      <a:off x="0" y="0"/>
+                      <a:ext cx="3969141" cy="3575832"/>
+                    </a:xfrm>
+                    <a:prstGeom prst="rect">
+                      <a:avLst/>
+                    </a:prstGeom>
+                    <a:noFill/>
+                    <a:ln>
+                      <a:solidFill>
+                        <a:schemeClr val="tx1"/>
+                      </a:solidFill>
+                    </a:ln>
+                  </pic:spPr>
+                </pic:pic>
+              </a:graphicData>
+            </a:graphic>
+          </wp:inline>
+        </w:drawing>
+      </w:r>
+    </w:p>
+    <w:p>
+      <w:pPr>
+        <w:spacing w:after="0" w:line="240" w:lineRule="auto"/>
+        <w:jc w:val="center"/>
+        <w:rPr>
+          <w:rFonts w:ascii="Times New Roman" w:eastAsia="Times New Roman" w:hAnsi="Times New Roman" w:cs="Times New Roman"/>
+          <w:color w:val="000000"/>
+          <w:sz w:val="28"/>
+          <w:szCs w:val="28"/>
+          <w:lang w:val="ru-RU"/>
+        </w:rPr>
+      </w:pPr>
+    </w:p>
+    <w:p>
+      <w:pPr>
+        <w:spacing w:after="0" w:line="240" w:lineRule="auto"/>
+        <w:jc w:val="center"/>
+        <w:rPr>
+          <w:rFonts w:ascii="Times New Roman" w:eastAsia="Times New Roman" w:hAnsi="Times New Roman" w:cs="Times New Roman"/>
+          <w:color w:val="000000"/>
+          <w:sz w:val="28"/>
+          <w:szCs w:val="28"/>
+          <w:lang w:val="ru-RU"/>
+        </w:rPr>
+      </w:pPr>
+      <w:r>
+        <w:rPr>
+          <w:rFonts w:ascii="Times New Roman" w:eastAsia="Times New Roman" w:hAnsi="Times New Roman" w:cs="Times New Roman"/>
+          <w:color w:val="000000"/>
+          <w:sz w:val="28"/>
+          <w:szCs w:val="28"/>
+          <w:lang w:val="ru-RU"/>
+        </w:rPr>
+        <w:t>Рисунок 11 – Диаграмма состояний</w:t>
+      </w:r>
+    </w:p>
+    <w:p>
+      <w:pPr>
+        <w:spacing w:after="0" w:line="240" w:lineRule="auto"/>
+        <w:rPr>
+          <w:rFonts w:ascii="Times New Roman" w:eastAsia="Times New Roman" w:hAnsi="Times New Roman" w:cs="Times New Roman"/>
+          <w:color w:val="000000"/>
+          <w:sz w:val="28"/>
+          <w:szCs w:val="28"/>
+          <w:lang w:val="ru-RU"/>
+        </w:rPr>
+      </w:pPr>
+      <w:r>
+        <w:rPr>
+          <w:rFonts w:ascii="Times New Roman" w:eastAsia="Times New Roman" w:hAnsi="Times New Roman" w:cs="Times New Roman"/>
+          <w:color w:val="000000"/>
+          <w:sz w:val="28"/>
+          <w:szCs w:val="28"/>
           <w:lang w:val="ru-RU"/>
         </w:rPr>
         <w:br w:type="page"/>
@@ -5033,8 +5742,8 @@
         </w:rPr>
         <w:t xml:space="preserve"> СИСТЕМНЫЕ ТРЕБОВАНИЯ</w:t>
       </w:r>
-      <w:bookmarkEnd w:id="12"/>
-      <w:bookmarkEnd w:id="14"/>
+      <w:bookmarkEnd w:id="15"/>
+      <w:bookmarkEnd w:id="16"/>
     </w:p>
     <w:p>
       <w:pPr>
@@ -5062,8 +5771,8 @@
           <w:lang w:val="ru-RU"/>
         </w:rPr>
       </w:pPr>
-      <w:bookmarkStart w:id="15" w:name="bookmark_func_req"/>
-      <w:bookmarkStart w:id="16" w:name="_Toc213829559"/>
+      <w:bookmarkStart w:id="17" w:name="bookmark_func_req"/>
+      <w:bookmarkStart w:id="18" w:name="_Toc213829559"/>
       <w:r>
         <w:rPr>
           <w:rFonts w:ascii="Times New Roman" w:eastAsia="Times New Roman" w:hAnsi="Times New Roman" w:cs="Times New Roman"/>
@@ -5084,8 +5793,8 @@
         </w:rPr>
         <w:t>.1 Функциональные требования</w:t>
       </w:r>
-      <w:bookmarkEnd w:id="15"/>
-      <w:bookmarkEnd w:id="16"/>
+      <w:bookmarkEnd w:id="17"/>
+      <w:bookmarkEnd w:id="18"/>
     </w:p>
     <w:p>
       <w:pPr>
@@ -6059,14 +6768,15 @@
           <w:lang w:val="ru-RU"/>
         </w:rPr>
       </w:pPr>
-      <w:bookmarkStart w:id="17" w:name="bookmark_spells"/>
-      <w:bookmarkStart w:id="18" w:name="_Toc213829560"/>
-      <w:r>
-        <w:rPr>
-          <w:rFonts w:ascii="Times New Roman" w:eastAsia="Times New Roman" w:hAnsi="Times New Roman" w:cs="Times New Roman"/>
-          <w:color w:val="000000"/>
-          <w:sz w:val="28"/>
-          <w:szCs w:val="28"/>
+      <w:bookmarkStart w:id="19" w:name="bookmark_spells"/>
+      <w:bookmarkStart w:id="20" w:name="_Toc213829560"/>
+      <w:r>
+        <w:rPr>
+          <w:rFonts w:ascii="Times New Roman" w:eastAsia="Times New Roman" w:hAnsi="Times New Roman" w:cs="Times New Roman"/>
+          <w:color w:val="000000"/>
+          <w:sz w:val="28"/>
+          <w:szCs w:val="28"/>
+          <w:lang w:val="ru-RU"/>
         </w:rPr>
         <w:t>2</w:t>
       </w:r>
@@ -6080,12 +6790,12 @@
         </w:rPr>
         <w:t>.1.1 Описание системы заклинаний</w:t>
       </w:r>
-      <w:bookmarkEnd w:id="17"/>
-      <w:bookmarkEnd w:id="18"/>
+      <w:bookmarkEnd w:id="19"/>
+      <w:bookmarkEnd w:id="20"/>
     </w:p>
     <w:p>
       <w:pPr>
-        <w:spacing w:after="0"/>
+        <w:spacing w:after="0" w:line="240" w:lineRule="auto"/>
         <w:rPr>
           <w:lang w:val="ru-RU"/>
         </w:rPr>
@@ -6482,14 +7192,15 @@
           <w:lang w:val="ru-RU"/>
         </w:rPr>
       </w:pPr>
-      <w:bookmarkStart w:id="19" w:name="bookmark_units"/>
-      <w:bookmarkStart w:id="20" w:name="_Toc213829561"/>
-      <w:r>
-        <w:rPr>
-          <w:rFonts w:ascii="Times New Roman" w:eastAsia="Times New Roman" w:hAnsi="Times New Roman" w:cs="Times New Roman"/>
-          <w:color w:val="000000"/>
-          <w:sz w:val="28"/>
-          <w:szCs w:val="28"/>
+      <w:bookmarkStart w:id="21" w:name="bookmark_units"/>
+      <w:bookmarkStart w:id="22" w:name="_Toc213829561"/>
+      <w:r>
+        <w:rPr>
+          <w:rFonts w:ascii="Times New Roman" w:eastAsia="Times New Roman" w:hAnsi="Times New Roman" w:cs="Times New Roman"/>
+          <w:color w:val="000000"/>
+          <w:sz w:val="28"/>
+          <w:szCs w:val="28"/>
+          <w:lang w:val="ru-RU"/>
         </w:rPr>
         <w:t>2</w:t>
       </w:r>
@@ -6503,12 +7214,12 @@
         </w:rPr>
         <w:t>.1.2 Описание системы юнитов</w:t>
       </w:r>
-      <w:bookmarkEnd w:id="19"/>
-      <w:bookmarkEnd w:id="20"/>
+      <w:bookmarkEnd w:id="21"/>
+      <w:bookmarkEnd w:id="22"/>
     </w:p>
     <w:p>
       <w:pPr>
-        <w:spacing w:after="0"/>
+        <w:spacing w:after="0" w:line="240" w:lineRule="auto"/>
         <w:rPr>
           <w:lang w:val="ru-RU"/>
         </w:rPr>
@@ -7395,14 +8106,15 @@
           <w:lang w:val="ru-RU"/>
         </w:rPr>
       </w:pPr>
-      <w:bookmarkStart w:id="21" w:name="bookmark_nonfunc"/>
-      <w:bookmarkStart w:id="22" w:name="_Toc213829562"/>
-      <w:r>
-        <w:rPr>
-          <w:rFonts w:ascii="Times New Roman" w:eastAsia="Times New Roman" w:hAnsi="Times New Roman" w:cs="Times New Roman"/>
-          <w:color w:val="000000"/>
-          <w:sz w:val="28"/>
-          <w:szCs w:val="28"/>
+      <w:bookmarkStart w:id="23" w:name="bookmark_nonfunc"/>
+      <w:bookmarkStart w:id="24" w:name="_Toc213829562"/>
+      <w:r>
+        <w:rPr>
+          <w:rFonts w:ascii="Times New Roman" w:eastAsia="Times New Roman" w:hAnsi="Times New Roman" w:cs="Times New Roman"/>
+          <w:color w:val="000000"/>
+          <w:sz w:val="28"/>
+          <w:szCs w:val="28"/>
+          <w:lang w:val="ru-RU"/>
         </w:rPr>
         <w:t>2</w:t>
       </w:r>
@@ -7416,12 +8128,12 @@
         </w:rPr>
         <w:t>.2 Нефункциональные требования</w:t>
       </w:r>
-      <w:bookmarkEnd w:id="21"/>
-      <w:bookmarkEnd w:id="22"/>
+      <w:bookmarkEnd w:id="23"/>
+      <w:bookmarkEnd w:id="24"/>
     </w:p>
     <w:p>
       <w:pPr>
-        <w:spacing w:after="0"/>
+        <w:spacing w:after="0" w:line="240" w:lineRule="auto"/>
         <w:rPr>
           <w:lang w:val="ru-RU"/>
         </w:rPr>
@@ -7441,14 +8153,15 @@
           <w:lang w:val="ru-RU"/>
         </w:rPr>
       </w:pPr>
-      <w:bookmarkStart w:id="23" w:name="bookmark_quality"/>
-      <w:bookmarkStart w:id="24" w:name="_Toc213829563"/>
-      <w:r>
-        <w:rPr>
-          <w:rFonts w:ascii="Times New Roman" w:eastAsia="Times New Roman" w:hAnsi="Times New Roman" w:cs="Times New Roman"/>
-          <w:color w:val="000000"/>
-          <w:sz w:val="28"/>
-          <w:szCs w:val="28"/>
+      <w:bookmarkStart w:id="25" w:name="bookmark_quality"/>
+      <w:bookmarkStart w:id="26" w:name="_Toc213829563"/>
+      <w:r>
+        <w:rPr>
+          <w:rFonts w:ascii="Times New Roman" w:eastAsia="Times New Roman" w:hAnsi="Times New Roman" w:cs="Times New Roman"/>
+          <w:color w:val="000000"/>
+          <w:sz w:val="28"/>
+          <w:szCs w:val="28"/>
+          <w:lang w:val="ru-RU"/>
         </w:rPr>
         <w:t>2</w:t>
       </w:r>
@@ -7462,12 +8175,12 @@
         </w:rPr>
         <w:t>.2.1 Атрибуты качества</w:t>
       </w:r>
-      <w:bookmarkEnd w:id="23"/>
-      <w:bookmarkEnd w:id="24"/>
+      <w:bookmarkEnd w:id="25"/>
+      <w:bookmarkEnd w:id="26"/>
     </w:p>
     <w:p>
       <w:pPr>
-        <w:spacing w:after="0"/>
+        <w:spacing w:after="0" w:line="240" w:lineRule="auto"/>
         <w:rPr>
           <w:lang w:val="ru-RU"/>
         </w:rPr>
@@ -7787,8 +8500,8 @@
         </w:rPr>
         <w:br w:type="column"/>
       </w:r>
-      <w:bookmarkStart w:id="25" w:name="bookmark_conclusion"/>
-      <w:bookmarkStart w:id="26" w:name="_Toc213829564"/>
+      <w:bookmarkStart w:id="27" w:name="bookmark_conclusion"/>
+      <w:bookmarkStart w:id="28" w:name="_Toc213829564"/>
       <w:r>
         <w:rPr>
           <w:rFonts w:ascii="Times New Roman" w:eastAsia="Times New Roman" w:hAnsi="Times New Roman" w:cs="Times New Roman"/>
@@ -7798,12 +8511,12 @@
         <w:lastRenderedPageBreak/>
         <w:t>4 ЗАКЛЮЧЕНИЕ</w:t>
       </w:r>
-      <w:bookmarkEnd w:id="25"/>
-      <w:bookmarkEnd w:id="26"/>
+      <w:bookmarkEnd w:id="27"/>
+      <w:bookmarkEnd w:id="28"/>
     </w:p>
     <w:p>
       <w:pPr>
-        <w:spacing w:after="0"/>
+        <w:spacing w:after="0" w:line="240" w:lineRule="auto"/>
         <w:rPr>
           <w:lang w:val="ru-RU"/>
         </w:rPr>
@@ -7980,10 +8693,11 @@
       </w:r>
     </w:p>
     <w:sectPr>
-      <w:footerReference w:type="default" r:id="rId16"/>
+      <w:footerReference w:type="default" r:id="rId19"/>
       <w:pgSz w:w="12240" w:h="15840" w:code="1"/>
       <w:pgMar w:top="1134" w:right="851" w:bottom="1134" w:left="1701" w:header="567" w:footer="567" w:gutter="0"/>
       <w:cols w:space="720"/>
+      <w:titlePg/>
       <w:docGrid w:linePitch="360"/>
     </w:sectPr>
   </w:body>
@@ -8925,6 +9639,7 @@
   <w:style w:type="character" w:default="1" w:styleId="a2">
     <w:name w:val="Default Paragraph Font"/>
     <w:uiPriority w:val="1"/>
+    <w:semiHidden/>
     <w:unhideWhenUsed/>
   </w:style>
   <w:style w:type="table" w:default="1" w:styleId="a3">
@@ -19749,6 +20464,24 @@
       <w:u w:val="single"/>
     </w:rPr>
   </w:style>
+  <w:style w:type="paragraph" w:customStyle="1" w:styleId="Standard">
+    <w:name w:val="Standard"/>
+    <w:rsid w:val="002C0D1C"/>
+    <w:pPr>
+      <w:suppressAutoHyphens/>
+      <w:autoSpaceDN w:val="0"/>
+      <w:spacing w:after="4" w:line="247" w:lineRule="auto"/>
+      <w:ind w:left="10" w:right="61" w:hanging="10"/>
+      <w:jc w:val="both"/>
+      <w:textAlignment w:val="baseline"/>
+    </w:pPr>
+    <w:rPr>
+      <w:rFonts w:ascii="Times New Roman" w:eastAsia="Noto Serif CJK SC" w:hAnsi="Times New Roman" w:cs="Noto Sans Devanagari"/>
+      <w:color w:val="000000"/>
+      <w:sz w:val="28"/>
+      <w:lang w:bidi="hi-IN"/>
+    </w:rPr>
+  </w:style>
 </w:styles>
 </file>
 
